--- a/sprint文件/文件的第一章、第二章.docx
+++ b/sprint文件/文件的第一章、第二章.docx
@@ -43,13 +43,7 @@
       <w:bookmarkStart w:id="1" w:name="_uym7sv27y06z" w:colFirst="0" w:colLast="0"/>
       <w:bookmarkEnd w:id="1"/>
       <w:r>
-        <w:t>第一章</w:t>
-      </w:r>
-      <w:r>
-        <w:t xml:space="preserve"> </w:t>
-      </w:r>
-      <w:r>
-        <w:t>系統描述</w:t>
+        <w:t>第一章 系統描述</w:t>
       </w:r>
     </w:p>
     <w:p>
@@ -109,87 +103,7 @@
           <w:sz w:val="28"/>
           <w:szCs w:val="28"/>
         </w:rPr>
-        <w:t>：學生</w:t>
-      </w:r>
-      <w:proofErr w:type="gramStart"/>
-      <w:r>
-        <w:rPr>
-          <w:rFonts w:ascii="Arial Unicode MS" w:eastAsia="Arial Unicode MS" w:hAnsi="Arial Unicode MS" w:cs="Arial Unicode MS"/>
-          <w:color w:val="1F1F1F"/>
-          <w:sz w:val="28"/>
-          <w:szCs w:val="28"/>
-        </w:rPr>
-        <w:t>面臨多科不</w:t>
-      </w:r>
-      <w:proofErr w:type="gramEnd"/>
-      <w:r>
-        <w:rPr>
-          <w:rFonts w:ascii="Arial Unicode MS" w:eastAsia="Arial Unicode MS" w:hAnsi="Arial Unicode MS" w:cs="Arial Unicode MS"/>
-          <w:color w:val="1F1F1F"/>
-          <w:sz w:val="28"/>
-          <w:szCs w:val="28"/>
-        </w:rPr>
-        <w:t>及格、可能</w:t>
-      </w:r>
-      <w:proofErr w:type="gramStart"/>
-      <w:r>
-        <w:rPr>
-          <w:rFonts w:ascii="Arial Unicode MS" w:eastAsia="Arial Unicode MS" w:hAnsi="Arial Unicode MS" w:cs="Arial Unicode MS"/>
-          <w:color w:val="1F1F1F"/>
-          <w:sz w:val="28"/>
-          <w:szCs w:val="28"/>
-        </w:rPr>
-        <w:t>有延畢危機</w:t>
-      </w:r>
-      <w:proofErr w:type="gramEnd"/>
-      <w:r>
-        <w:rPr>
-          <w:rFonts w:ascii="Arial Unicode MS" w:eastAsia="Arial Unicode MS" w:hAnsi="Arial Unicode MS" w:cs="Arial Unicode MS"/>
-          <w:color w:val="1F1F1F"/>
-          <w:sz w:val="28"/>
-          <w:szCs w:val="28"/>
-        </w:rPr>
-        <w:t>時，由於手動查詢成績缺乏熱忱，且自行比對散落各處的畢業門檻資訊極度耗時且容易出錯。</w:t>
-      </w:r>
-      <w:proofErr w:type="gramStart"/>
-      <w:r>
-        <w:rPr>
-          <w:rFonts w:ascii="Arial Unicode MS" w:eastAsia="Arial Unicode MS" w:hAnsi="Arial Unicode MS" w:cs="Arial Unicode MS"/>
-          <w:color w:val="1F1F1F"/>
-          <w:sz w:val="28"/>
-          <w:szCs w:val="28"/>
-        </w:rPr>
-        <w:t>此外，</w:t>
-      </w:r>
-      <w:proofErr w:type="gramEnd"/>
-      <w:r>
-        <w:rPr>
-          <w:rFonts w:ascii="Arial Unicode MS" w:eastAsia="Arial Unicode MS" w:hAnsi="Arial Unicode MS" w:cs="Arial Unicode MS"/>
-          <w:color w:val="1F1F1F"/>
-          <w:sz w:val="28"/>
-          <w:szCs w:val="28"/>
-        </w:rPr>
-        <w:t>因缺乏指引常導致</w:t>
-      </w:r>
-      <w:proofErr w:type="gramStart"/>
-      <w:r>
-        <w:rPr>
-          <w:rFonts w:ascii="Arial Unicode MS" w:eastAsia="Arial Unicode MS" w:hAnsi="Arial Unicode MS" w:cs="Arial Unicode MS"/>
-          <w:color w:val="1F1F1F"/>
-          <w:sz w:val="28"/>
-          <w:szCs w:val="28"/>
-        </w:rPr>
-        <w:t>選錯課的</w:t>
-      </w:r>
-      <w:proofErr w:type="gramEnd"/>
-      <w:r>
-        <w:rPr>
-          <w:rFonts w:ascii="Arial Unicode MS" w:eastAsia="Arial Unicode MS" w:hAnsi="Arial Unicode MS" w:cs="Arial Unicode MS"/>
-          <w:color w:val="1F1F1F"/>
-          <w:sz w:val="28"/>
-          <w:szCs w:val="28"/>
-        </w:rPr>
-        <w:t>問題。對系辦秘書而言，需頻繁且重複地回答學生關於「到底能不能畢業」的詢問，造成龐大的行政負擔。</w:t>
+        <w:t>：學生面臨多科不及格、可能有延畢危機時，由於手動查詢成績缺乏熱忱，且自行比對散落各處的畢業門檻資訊極度耗時且容易出錯。此外，因缺乏指引常導致選錯課的問題。對系辦秘書而言，需頻繁且重複地回答學生關於「到底能不能畢業」的詢問，造成龐大的行政負擔。</w:t>
       </w:r>
     </w:p>
     <w:p>
@@ -253,27 +167,7 @@
           <w:sz w:val="28"/>
           <w:szCs w:val="28"/>
         </w:rPr>
-        <w:t>：期望能快速確認學分缺口，並獲得專屬選課導航以解決</w:t>
-      </w:r>
-      <w:proofErr w:type="gramStart"/>
-      <w:r>
-        <w:rPr>
-          <w:rFonts w:ascii="Arial Unicode MS" w:eastAsia="Arial Unicode MS" w:hAnsi="Arial Unicode MS" w:cs="Arial Unicode MS"/>
-          <w:color w:val="1F1F1F"/>
-          <w:sz w:val="28"/>
-          <w:szCs w:val="28"/>
-        </w:rPr>
-        <w:t>選錯課的</w:t>
-      </w:r>
-      <w:proofErr w:type="gramEnd"/>
-      <w:r>
-        <w:rPr>
-          <w:rFonts w:ascii="Arial Unicode MS" w:eastAsia="Arial Unicode MS" w:hAnsi="Arial Unicode MS" w:cs="Arial Unicode MS"/>
-          <w:color w:val="1F1F1F"/>
-          <w:sz w:val="28"/>
-          <w:szCs w:val="28"/>
-        </w:rPr>
-        <w:t>困擾。</w:t>
+        <w:t>：期望能快速確認學分缺口，並獲得專屬選課導航以解決選錯課的困擾。</w:t>
       </w:r>
     </w:p>
     <w:p>
@@ -305,27 +199,7 @@
           <w:sz w:val="28"/>
           <w:szCs w:val="28"/>
         </w:rPr>
-        <w:t>：期望學生能具備主動的畢業導航工具自行</w:t>
-      </w:r>
-      <w:proofErr w:type="gramStart"/>
-      <w:r>
-        <w:rPr>
-          <w:rFonts w:ascii="Arial Unicode MS" w:eastAsia="Arial Unicode MS" w:hAnsi="Arial Unicode MS" w:cs="Arial Unicode MS"/>
-          <w:color w:val="1F1F1F"/>
-          <w:sz w:val="28"/>
-          <w:szCs w:val="28"/>
-        </w:rPr>
-        <w:t>釐</w:t>
-      </w:r>
-      <w:proofErr w:type="gramEnd"/>
-      <w:r>
-        <w:rPr>
-          <w:rFonts w:ascii="Arial Unicode MS" w:eastAsia="Arial Unicode MS" w:hAnsi="Arial Unicode MS" w:cs="Arial Unicode MS"/>
-          <w:color w:val="1F1F1F"/>
-          <w:sz w:val="28"/>
-          <w:szCs w:val="28"/>
-        </w:rPr>
-        <w:t>清進度，從而減輕諮詢壓力與行政負擔。</w:t>
+        <w:t>：期望學生能具備主動的畢業導航工具自行釐清進度，從而減輕諮詢壓力與行政負擔。</w:t>
       </w:r>
     </w:p>
     <w:p>
@@ -473,27 +347,7 @@
           <w:sz w:val="28"/>
           <w:szCs w:val="28"/>
         </w:rPr>
-        <w:t>：</w:t>
-      </w:r>
-      <w:proofErr w:type="gramStart"/>
-      <w:r>
-        <w:rPr>
-          <w:rFonts w:ascii="Arial Unicode MS" w:eastAsia="Arial Unicode MS" w:hAnsi="Arial Unicode MS" w:cs="Arial Unicode MS"/>
-          <w:color w:val="1F1F1F"/>
-          <w:sz w:val="28"/>
-          <w:szCs w:val="28"/>
-        </w:rPr>
-        <w:t>發放線上問卷</w:t>
-      </w:r>
-      <w:proofErr w:type="gramEnd"/>
-      <w:r>
-        <w:rPr>
-          <w:rFonts w:ascii="Arial Unicode MS" w:eastAsia="Arial Unicode MS" w:hAnsi="Arial Unicode MS" w:cs="Arial Unicode MS"/>
-          <w:color w:val="1F1F1F"/>
-          <w:sz w:val="28"/>
-          <w:szCs w:val="28"/>
-        </w:rPr>
-        <w:t>，廣泛蒐集更多學生的意見以驗證需求假說 。</w:t>
+        <w:t>：發放線上問卷，廣泛蒐集更多學生的意見以驗證需求假說 。</w:t>
       </w:r>
     </w:p>
     <w:p>
@@ -550,31 +404,7 @@
           <w:sz w:val="28"/>
           <w:szCs w:val="28"/>
         </w:rPr>
-        <w:t>競品</w:t>
-      </w:r>
-      <w:proofErr w:type="gramStart"/>
-      <w:r>
-        <w:rPr>
-          <w:rFonts w:ascii="Arial Unicode MS" w:eastAsia="Arial Unicode MS" w:hAnsi="Arial Unicode MS" w:cs="Arial Unicode MS"/>
-          <w:b/>
-          <w:bCs/>
-          <w:color w:val="1F1F1F"/>
-          <w:sz w:val="28"/>
-          <w:szCs w:val="28"/>
-        </w:rPr>
-        <w:t>一</w:t>
-      </w:r>
-      <w:proofErr w:type="gramEnd"/>
-      <w:r>
-        <w:rPr>
-          <w:rFonts w:ascii="Arial Unicode MS" w:eastAsia="Arial Unicode MS" w:hAnsi="Arial Unicode MS" w:cs="Arial Unicode MS"/>
-          <w:b/>
-          <w:bCs/>
-          <w:color w:val="1F1F1F"/>
-          <w:sz w:val="28"/>
-          <w:szCs w:val="28"/>
-        </w:rPr>
-        <w:t>：學校官方的檢核畢業學分系統 / 修業科目檢核表</w:t>
+        <w:t>競品一：學校官方的檢核畢業學分系統 / 修業科目檢核表</w:t>
       </w:r>
     </w:p>
     <w:p>
@@ -620,27 +450,7 @@
           <w:sz w:val="28"/>
           <w:szCs w:val="28"/>
         </w:rPr>
-        <w:t>缺點：系統 UI 設計不佳、操作</w:t>
-      </w:r>
-      <w:proofErr w:type="gramStart"/>
-      <w:r>
-        <w:rPr>
-          <w:rFonts w:ascii="Arial Unicode MS" w:eastAsia="Arial Unicode MS" w:hAnsi="Arial Unicode MS" w:cs="Arial Unicode MS"/>
-          <w:color w:val="1F1F1F"/>
-          <w:sz w:val="28"/>
-          <w:szCs w:val="28"/>
-        </w:rPr>
-        <w:t>不</w:t>
-      </w:r>
-      <w:proofErr w:type="gramEnd"/>
-      <w:r>
-        <w:rPr>
-          <w:rFonts w:ascii="Arial Unicode MS" w:eastAsia="Arial Unicode MS" w:hAnsi="Arial Unicode MS" w:cs="Arial Unicode MS"/>
-          <w:color w:val="1F1F1F"/>
-          <w:sz w:val="28"/>
-          <w:szCs w:val="28"/>
-        </w:rPr>
-        <w:t>直覺 ，且僅提供檢核，沒有選課建議 。</w:t>
+        <w:t>缺點：系統 UI 設計不佳、操作不直覺 ，且僅提供檢核，沒有選課建議 。</w:t>
       </w:r>
     </w:p>
     <w:p>
@@ -655,29 +465,16 @@
           <w:szCs w:val="28"/>
         </w:rPr>
       </w:pPr>
-      <w:proofErr w:type="gramStart"/>
-      <w:r>
-        <w:rPr>
-          <w:rFonts w:ascii="Arial Unicode MS" w:eastAsia="Arial Unicode MS" w:hAnsi="Arial Unicode MS" w:cs="Arial Unicode MS"/>
-          <w:b/>
-          <w:bCs/>
-          <w:color w:val="1F1F1F"/>
-          <w:sz w:val="28"/>
-          <w:szCs w:val="28"/>
-        </w:rPr>
-        <w:t>競品</w:t>
-      </w:r>
-      <w:proofErr w:type="gramEnd"/>
-      <w:r>
-        <w:rPr>
-          <w:rFonts w:ascii="Arial Unicode MS" w:eastAsia="Arial Unicode MS" w:hAnsi="Arial Unicode MS" w:cs="Arial Unicode MS"/>
-          <w:b/>
-          <w:bCs/>
-          <w:color w:val="1F1F1F"/>
-          <w:sz w:val="28"/>
-          <w:szCs w:val="28"/>
-        </w:rPr>
-        <w:t>二：網路流傳的「學姊祖傳 Excel」</w:t>
+      <w:r>
+        <w:rPr>
+          <w:rFonts w:ascii="Arial Unicode MS" w:eastAsia="Arial Unicode MS" w:hAnsi="Arial Unicode MS" w:cs="Arial Unicode MS"/>
+          <w:b/>
+          <w:bCs/>
+          <w:color w:val="1F1F1F"/>
+          <w:sz w:val="28"/>
+          <w:szCs w:val="28"/>
+        </w:rPr>
+        <w:t>競品二：網路流傳的「學姊祖傳 Excel」</w:t>
       </w:r>
     </w:p>
     <w:p>
@@ -722,27 +519,7 @@
           <w:sz w:val="28"/>
           <w:szCs w:val="28"/>
         </w:rPr>
-        <w:t>缺點：學生必須自行手動打字輸入成績與學分，操作超級麻煩</w:t>
-      </w:r>
-      <w:proofErr w:type="gramStart"/>
-      <w:r>
-        <w:rPr>
-          <w:rFonts w:ascii="Arial Unicode MS" w:eastAsia="Arial Unicode MS" w:hAnsi="Arial Unicode MS" w:cs="Arial Unicode MS"/>
-          <w:color w:val="1F1F1F"/>
-          <w:sz w:val="28"/>
-          <w:szCs w:val="28"/>
-        </w:rPr>
-        <w:t>且易錯</w:t>
-      </w:r>
-      <w:proofErr w:type="gramEnd"/>
-      <w:r>
-        <w:rPr>
-          <w:rFonts w:ascii="Arial Unicode MS" w:eastAsia="Arial Unicode MS" w:hAnsi="Arial Unicode MS" w:cs="Arial Unicode MS"/>
-          <w:color w:val="1F1F1F"/>
-          <w:sz w:val="28"/>
-          <w:szCs w:val="28"/>
-        </w:rPr>
-        <w:t xml:space="preserve"> ；功能極少，僅具備基本的學分加總計算 。</w:t>
+        <w:t>缺點：學生必須自行手動打字輸入成績與學分，操作超級麻煩且易錯 ；功能極少，僅具備基本的學分加總計算 。</w:t>
       </w:r>
     </w:p>
     <w:p>
@@ -766,31 +543,7 @@
           <w:sz w:val="28"/>
           <w:szCs w:val="28"/>
         </w:rPr>
-        <w:t>競品</w:t>
-      </w:r>
-      <w:proofErr w:type="gramStart"/>
-      <w:r>
-        <w:rPr>
-          <w:rFonts w:ascii="Arial Unicode MS" w:eastAsia="Arial Unicode MS" w:hAnsi="Arial Unicode MS" w:cs="Arial Unicode MS"/>
-          <w:b/>
-          <w:bCs/>
-          <w:color w:val="1F1F1F"/>
-          <w:sz w:val="28"/>
-          <w:szCs w:val="28"/>
-        </w:rPr>
-        <w:t>三</w:t>
-      </w:r>
-      <w:proofErr w:type="gramEnd"/>
-      <w:r>
-        <w:rPr>
-          <w:rFonts w:ascii="Arial Unicode MS" w:eastAsia="Arial Unicode MS" w:hAnsi="Arial Unicode MS" w:cs="Arial Unicode MS"/>
-          <w:b/>
-          <w:bCs/>
-          <w:color w:val="1F1F1F"/>
-          <w:sz w:val="28"/>
-          <w:szCs w:val="28"/>
-        </w:rPr>
-        <w:t>：學姊開發的「輔仁總學分計算器」</w:t>
+        <w:t>競品三：學姊開發的「輔仁總學分計算器」</w:t>
       </w:r>
     </w:p>
     <w:p>
@@ -1034,27 +787,7 @@
           <w:sz w:val="28"/>
           <w:szCs w:val="28"/>
         </w:rPr>
-        <w:t>本系統旨在開發一套「</w:t>
-      </w:r>
-      <w:proofErr w:type="gramStart"/>
-      <w:r>
-        <w:rPr>
-          <w:rFonts w:ascii="Arial Unicode MS" w:eastAsia="Arial Unicode MS" w:hAnsi="Arial Unicode MS" w:cs="Arial Unicode MS"/>
-          <w:color w:val="1F1F1F"/>
-          <w:sz w:val="28"/>
-          <w:szCs w:val="28"/>
-        </w:rPr>
-        <w:t>延畢計算機</w:t>
-      </w:r>
-      <w:proofErr w:type="gramEnd"/>
-      <w:r>
-        <w:rPr>
-          <w:rFonts w:ascii="Arial Unicode MS" w:eastAsia="Arial Unicode MS" w:hAnsi="Arial Unicode MS" w:cs="Arial Unicode MS"/>
-          <w:color w:val="1F1F1F"/>
-          <w:sz w:val="28"/>
-          <w:szCs w:val="28"/>
-        </w:rPr>
-        <w:t>」，提供自動化學分結算與選課導航功能。</w:t>
+        <w:t>本系統旨在開發一套「延畢計算機」，提供自動化學分結算與選課導航功能。</w:t>
       </w:r>
       <w:r>
         <w:rPr>
@@ -1063,9 +796,8 @@
           <w:sz w:val="28"/>
           <w:szCs w:val="28"/>
         </w:rPr>
-        <w:t>本專案嚴格定位為針對特定學院</w:t>
-      </w:r>
-      <w:proofErr w:type="gramStart"/>
+        <w:t>本專案嚴格定位為針對特定學院的延畢計算機，專注於解決學分結算</w:t>
+      </w:r>
       <w:r>
         <w:rPr>
           <w:rFonts w:ascii="新細明體" w:eastAsia="新細明體" w:hAnsi="新細明體" w:cs="新細明體" w:hint="eastAsia"/>
@@ -1073,9 +805,18 @@
           <w:sz w:val="28"/>
           <w:szCs w:val="28"/>
         </w:rPr>
-        <w:t>的延畢計算機</w:t>
-      </w:r>
-      <w:proofErr w:type="gramEnd"/>
+        <w:lastRenderedPageBreak/>
+        <w:t>與選課指引的單一痛點，並非取代或開發涵蓋全校業務的</w:t>
+      </w:r>
+      <w:r>
+        <w:rPr>
+          <w:rFonts w:ascii="新細明體" w:eastAsia="新細明體" w:hAnsi="新細明體" w:cs="新細明體"/>
+          <w:color w:val="1F1F1F"/>
+          <w:sz w:val="28"/>
+          <w:szCs w:val="28"/>
+        </w:rPr>
+        <w:t>「</w:t>
+      </w:r>
       <w:r>
         <w:rPr>
           <w:rFonts w:ascii="新細明體" w:eastAsia="新細明體" w:hAnsi="新細明體" w:cs="新細明體" w:hint="eastAsia"/>
@@ -1083,7 +824,16 @@
           <w:sz w:val="28"/>
           <w:szCs w:val="28"/>
         </w:rPr>
-        <w:t>，專注於解決學分結算</w:t>
+        <w:t>校務整合平台</w:t>
+      </w:r>
+      <w:r>
+        <w:rPr>
+          <w:rFonts w:ascii="新細明體" w:eastAsia="新細明體" w:hAnsi="新細明體" w:cs="新細明體"/>
+          <w:color w:val="1F1F1F"/>
+          <w:sz w:val="28"/>
+          <w:szCs w:val="28"/>
+        </w:rPr>
+        <w:t>」</w:t>
       </w:r>
       <w:r>
         <w:rPr>
@@ -1092,10 +842,211 @@
           <w:sz w:val="28"/>
           <w:szCs w:val="28"/>
         </w:rPr>
-        <w:lastRenderedPageBreak/>
-        <w:t>與選課指引的</w:t>
-      </w:r>
-      <w:proofErr w:type="gramStart"/>
+        <w:t>。</w:t>
+      </w:r>
+    </w:p>
+    <w:p>
+      <w:pPr>
+        <w:spacing w:after="240"/>
+        <w:rPr>
+          <w:color w:val="1F1F1F"/>
+          <w:sz w:val="28"/>
+          <w:szCs w:val="28"/>
+        </w:rPr>
+      </w:pPr>
+      <w:r>
+        <w:rPr>
+          <w:rFonts w:ascii="Arial Unicode MS" w:eastAsia="Arial Unicode MS" w:hAnsi="Arial Unicode MS" w:cs="Arial Unicode MS"/>
+          <w:b/>
+          <w:bCs/>
+          <w:color w:val="1F1F1F"/>
+          <w:sz w:val="28"/>
+          <w:szCs w:val="28"/>
+        </w:rPr>
+        <w:t>問題與解決方案對應表</w:t>
+      </w:r>
+      <w:r>
+        <w:rPr>
+          <w:rFonts w:ascii="Arial Unicode MS" w:eastAsia="Arial Unicode MS" w:hAnsi="Arial Unicode MS" w:cs="Arial Unicode MS"/>
+          <w:color w:val="1F1F1F"/>
+          <w:sz w:val="28"/>
+          <w:szCs w:val="28"/>
+        </w:rPr>
+        <w:t>：</w:t>
+      </w:r>
+    </w:p>
+    <w:p>
+      <w:pPr>
+        <w:spacing w:after="240"/>
+        <w:rPr>
+          <w:color w:val="1F1F1F"/>
+          <w:sz w:val="28"/>
+          <w:szCs w:val="28"/>
+        </w:rPr>
+      </w:pPr>
+      <w:r>
+        <w:rPr>
+          <w:rFonts w:ascii="Arial Unicode MS" w:eastAsia="Arial Unicode MS" w:hAnsi="Arial Unicode MS" w:cs="Arial Unicode MS"/>
+          <w:color w:val="1F1F1F"/>
+          <w:sz w:val="28"/>
+          <w:szCs w:val="28"/>
+        </w:rPr>
+        <w:t>| 面臨問題 | 解決方案 (功能性需求) |</w:t>
+      </w:r>
+    </w:p>
+    <w:p>
+      <w:pPr>
+        <w:spacing w:after="240"/>
+        <w:rPr>
+          <w:color w:val="1F1F1F"/>
+          <w:sz w:val="28"/>
+          <w:szCs w:val="28"/>
+        </w:rPr>
+      </w:pPr>
+      <w:r>
+        <w:rPr>
+          <w:color w:val="1F1F1F"/>
+          <w:sz w:val="28"/>
+          <w:szCs w:val="28"/>
+        </w:rPr>
+        <w:t>| :--- | :--- |</w:t>
+      </w:r>
+    </w:p>
+    <w:p>
+      <w:pPr>
+        <w:spacing w:after="240"/>
+        <w:rPr>
+          <w:color w:val="1F1F1F"/>
+          <w:sz w:val="28"/>
+          <w:szCs w:val="28"/>
+        </w:rPr>
+      </w:pPr>
+      <w:r>
+        <w:rPr>
+          <w:rFonts w:ascii="Arial Unicode MS" w:eastAsia="Arial Unicode MS" w:hAnsi="Arial Unicode MS" w:cs="Arial Unicode MS"/>
+          <w:color w:val="1F1F1F"/>
+          <w:sz w:val="28"/>
+          <w:szCs w:val="28"/>
+        </w:rPr>
+        <w:t xml:space="preserve">| 手動查詢成績與門檻耗時且易出錯 | </w:t>
+      </w:r>
+      <w:r>
+        <w:rPr>
+          <w:rFonts w:ascii="Arial Unicode MS" w:eastAsia="Arial Unicode MS" w:hAnsi="Arial Unicode MS" w:cs="Arial Unicode MS"/>
+          <w:b/>
+          <w:bCs/>
+          <w:color w:val="1F1F1F"/>
+          <w:sz w:val="28"/>
+          <w:szCs w:val="28"/>
+        </w:rPr>
+        <w:t>學生自動化資料整合</w:t>
+      </w:r>
+      <w:r>
+        <w:rPr>
+          <w:rFonts w:ascii="Arial Unicode MS" w:eastAsia="Arial Unicode MS" w:hAnsi="Arial Unicode MS" w:cs="Arial Unicode MS"/>
+          <w:color w:val="1F1F1F"/>
+          <w:sz w:val="28"/>
+          <w:szCs w:val="28"/>
+        </w:rPr>
+        <w:t>：自動對接或整合分散的被當科目與門檻資訊。 |</w:t>
+      </w:r>
+    </w:p>
+    <w:p>
+      <w:pPr>
+        <w:spacing w:after="240"/>
+        <w:rPr>
+          <w:color w:val="1F1F1F"/>
+          <w:sz w:val="28"/>
+          <w:szCs w:val="28"/>
+        </w:rPr>
+      </w:pPr>
+      <w:r>
+        <w:rPr>
+          <w:rFonts w:ascii="Arial Unicode MS" w:eastAsia="Arial Unicode MS" w:hAnsi="Arial Unicode MS" w:cs="Arial Unicode MS"/>
+          <w:color w:val="1F1F1F"/>
+          <w:sz w:val="28"/>
+          <w:szCs w:val="28"/>
+        </w:rPr>
+        <w:t xml:space="preserve">| 無法快速得知距離畢業的差距 | </w:t>
+      </w:r>
+      <w:r>
+        <w:rPr>
+          <w:rFonts w:ascii="Arial Unicode MS" w:eastAsia="Arial Unicode MS" w:hAnsi="Arial Unicode MS" w:cs="Arial Unicode MS"/>
+          <w:b/>
+          <w:bCs/>
+          <w:color w:val="1F1F1F"/>
+          <w:sz w:val="28"/>
+          <w:szCs w:val="28"/>
+        </w:rPr>
+        <w:t>學分缺口計算</w:t>
+      </w:r>
+      <w:r>
+        <w:rPr>
+          <w:rFonts w:ascii="Arial Unicode MS" w:eastAsia="Arial Unicode MS" w:hAnsi="Arial Unicode MS" w:cs="Arial Unicode MS"/>
+          <w:color w:val="1F1F1F"/>
+          <w:sz w:val="28"/>
+          <w:szCs w:val="28"/>
+        </w:rPr>
+        <w:t>：系統自動結算距離畢業尚缺的學分數。 |</w:t>
+      </w:r>
+    </w:p>
+    <w:p>
+      <w:pPr>
+        <w:spacing w:after="240"/>
+        <w:rPr>
+          <w:color w:val="1F1F1F"/>
+          <w:sz w:val="28"/>
+          <w:szCs w:val="28"/>
+        </w:rPr>
+      </w:pPr>
+      <w:r>
+        <w:rPr>
+          <w:rFonts w:ascii="Arial Unicode MS" w:eastAsia="Arial Unicode MS" w:hAnsi="Arial Unicode MS" w:cs="Arial Unicode MS"/>
+          <w:color w:val="1F1F1F"/>
+          <w:sz w:val="28"/>
+          <w:szCs w:val="28"/>
+        </w:rPr>
+        <w:t xml:space="preserve">| 現有官方系統 UI 不佳 | </w:t>
+      </w:r>
+      <w:r>
+        <w:rPr>
+          <w:rFonts w:ascii="Arial Unicode MS" w:eastAsia="Arial Unicode MS" w:hAnsi="Arial Unicode MS" w:cs="Arial Unicode MS"/>
+          <w:b/>
+          <w:bCs/>
+          <w:color w:val="1F1F1F"/>
+          <w:sz w:val="28"/>
+          <w:szCs w:val="28"/>
+        </w:rPr>
+        <w:t>直覺化操作體驗</w:t>
+      </w:r>
+      <w:r>
+        <w:rPr>
+          <w:rFonts w:ascii="Arial Unicode MS" w:eastAsia="Arial Unicode MS" w:hAnsi="Arial Unicode MS" w:cs="Arial Unicode MS"/>
+          <w:color w:val="1F1F1F"/>
+          <w:sz w:val="28"/>
+          <w:szCs w:val="28"/>
+        </w:rPr>
+        <w:t>：提供友善介面設計 (非功能性需求)。 |</w:t>
+      </w:r>
+    </w:p>
+    <w:p>
+      <w:pPr>
+        <w:spacing w:after="240"/>
+        <w:rPr>
+          <w:color w:val="1F1F1F"/>
+          <w:sz w:val="28"/>
+          <w:szCs w:val="28"/>
+        </w:rPr>
+      </w:pPr>
+      <w:r>
+        <w:rPr>
+          <w:rFonts w:ascii="Arial Unicode MS" w:eastAsia="Arial Unicode MS" w:hAnsi="Arial Unicode MS" w:cs="Arial Unicode MS"/>
+          <w:color w:val="1F1F1F"/>
+          <w:sz w:val="28"/>
+          <w:szCs w:val="28"/>
+        </w:rPr>
+        <w:t xml:space="preserve">| </w:t>
+      </w:r>
       <w:r>
         <w:rPr>
           <w:rFonts w:ascii="新細明體" w:eastAsia="新細明體" w:hAnsi="新細明體" w:cs="新細明體" w:hint="eastAsia"/>
@@ -1103,276 +1054,7 @@
           <w:sz w:val="28"/>
           <w:szCs w:val="28"/>
         </w:rPr>
-        <w:t>單一痛</w:t>
-      </w:r>
-      <w:proofErr w:type="gramEnd"/>
-      <w:r>
-        <w:rPr>
-          <w:rFonts w:ascii="新細明體" w:eastAsia="新細明體" w:hAnsi="新細明體" w:cs="新細明體" w:hint="eastAsia"/>
-          <w:color w:val="1F1F1F"/>
-          <w:sz w:val="28"/>
-          <w:szCs w:val="28"/>
-        </w:rPr>
-        <w:t>點，並非取代或開發涵蓋全校業務的</w:t>
-      </w:r>
-      <w:r>
-        <w:rPr>
-          <w:rFonts w:ascii="新細明體" w:eastAsia="新細明體" w:hAnsi="新細明體" w:cs="新細明體"/>
-          <w:color w:val="1F1F1F"/>
-          <w:sz w:val="28"/>
-          <w:szCs w:val="28"/>
-        </w:rPr>
-        <w:t>「</w:t>
-      </w:r>
-      <w:r>
-        <w:rPr>
-          <w:rFonts w:ascii="新細明體" w:eastAsia="新細明體" w:hAnsi="新細明體" w:cs="新細明體" w:hint="eastAsia"/>
-          <w:color w:val="1F1F1F"/>
-          <w:sz w:val="28"/>
-          <w:szCs w:val="28"/>
-        </w:rPr>
-        <w:t>校務整合平台</w:t>
-      </w:r>
-      <w:r>
-        <w:rPr>
-          <w:rFonts w:ascii="新細明體" w:eastAsia="新細明體" w:hAnsi="新細明體" w:cs="新細明體"/>
-          <w:color w:val="1F1F1F"/>
-          <w:sz w:val="28"/>
-          <w:szCs w:val="28"/>
-        </w:rPr>
-        <w:t>」</w:t>
-      </w:r>
-      <w:r>
-        <w:rPr>
-          <w:rFonts w:ascii="新細明體" w:eastAsia="新細明體" w:hAnsi="新細明體" w:cs="新細明體" w:hint="eastAsia"/>
-          <w:color w:val="1F1F1F"/>
-          <w:sz w:val="28"/>
-          <w:szCs w:val="28"/>
-        </w:rPr>
-        <w:t>。</w:t>
-      </w:r>
-    </w:p>
-    <w:p>
-      <w:pPr>
-        <w:spacing w:after="240"/>
-        <w:rPr>
-          <w:color w:val="1F1F1F"/>
-          <w:sz w:val="28"/>
-          <w:szCs w:val="28"/>
-        </w:rPr>
-      </w:pPr>
-      <w:r>
-        <w:rPr>
-          <w:rFonts w:ascii="Arial Unicode MS" w:eastAsia="Arial Unicode MS" w:hAnsi="Arial Unicode MS" w:cs="Arial Unicode MS"/>
-          <w:b/>
-          <w:bCs/>
-          <w:color w:val="1F1F1F"/>
-          <w:sz w:val="28"/>
-          <w:szCs w:val="28"/>
-        </w:rPr>
-        <w:t>問題與解決方案對應表</w:t>
-      </w:r>
-      <w:r>
-        <w:rPr>
-          <w:rFonts w:ascii="Arial Unicode MS" w:eastAsia="Arial Unicode MS" w:hAnsi="Arial Unicode MS" w:cs="Arial Unicode MS"/>
-          <w:color w:val="1F1F1F"/>
-          <w:sz w:val="28"/>
-          <w:szCs w:val="28"/>
-        </w:rPr>
-        <w:t>：</w:t>
-      </w:r>
-    </w:p>
-    <w:p>
-      <w:pPr>
-        <w:spacing w:after="240"/>
-        <w:rPr>
-          <w:color w:val="1F1F1F"/>
-          <w:sz w:val="28"/>
-          <w:szCs w:val="28"/>
-        </w:rPr>
-      </w:pPr>
-      <w:r>
-        <w:rPr>
-          <w:rFonts w:ascii="Arial Unicode MS" w:eastAsia="Arial Unicode MS" w:hAnsi="Arial Unicode MS" w:cs="Arial Unicode MS"/>
-          <w:color w:val="1F1F1F"/>
-          <w:sz w:val="28"/>
-          <w:szCs w:val="28"/>
-        </w:rPr>
-        <w:t>| 面臨問題 | 解決方案 (功能性需求) |</w:t>
-      </w:r>
-    </w:p>
-    <w:p>
-      <w:pPr>
-        <w:spacing w:after="240"/>
-        <w:rPr>
-          <w:color w:val="1F1F1F"/>
-          <w:sz w:val="28"/>
-          <w:szCs w:val="28"/>
-        </w:rPr>
-      </w:pPr>
-      <w:r>
-        <w:rPr>
-          <w:color w:val="1F1F1F"/>
-          <w:sz w:val="28"/>
-          <w:szCs w:val="28"/>
-        </w:rPr>
-        <w:t>| :--- | :--- |</w:t>
-      </w:r>
-    </w:p>
-    <w:p>
-      <w:pPr>
-        <w:spacing w:after="240"/>
-        <w:rPr>
-          <w:color w:val="1F1F1F"/>
-          <w:sz w:val="28"/>
-          <w:szCs w:val="28"/>
-        </w:rPr>
-      </w:pPr>
-      <w:r>
-        <w:rPr>
-          <w:rFonts w:ascii="Arial Unicode MS" w:eastAsia="Arial Unicode MS" w:hAnsi="Arial Unicode MS" w:cs="Arial Unicode MS"/>
-          <w:color w:val="1F1F1F"/>
-          <w:sz w:val="28"/>
-          <w:szCs w:val="28"/>
-        </w:rPr>
-        <w:t xml:space="preserve">| 手動查詢成績與門檻耗時且易出錯 | </w:t>
-      </w:r>
-      <w:r>
-        <w:rPr>
-          <w:rFonts w:ascii="Arial Unicode MS" w:eastAsia="Arial Unicode MS" w:hAnsi="Arial Unicode MS" w:cs="Arial Unicode MS"/>
-          <w:b/>
-          <w:bCs/>
-          <w:color w:val="1F1F1F"/>
-          <w:sz w:val="28"/>
-          <w:szCs w:val="28"/>
-        </w:rPr>
-        <w:t>學生自動化資料整合</w:t>
-      </w:r>
-      <w:r>
-        <w:rPr>
-          <w:rFonts w:ascii="Arial Unicode MS" w:eastAsia="Arial Unicode MS" w:hAnsi="Arial Unicode MS" w:cs="Arial Unicode MS"/>
-          <w:color w:val="1F1F1F"/>
-          <w:sz w:val="28"/>
-          <w:szCs w:val="28"/>
-        </w:rPr>
-        <w:t>：自動對接或整合分散的被當科目與門檻資訊。 |</w:t>
-      </w:r>
-    </w:p>
-    <w:p>
-      <w:pPr>
-        <w:spacing w:after="240"/>
-        <w:rPr>
-          <w:color w:val="1F1F1F"/>
-          <w:sz w:val="28"/>
-          <w:szCs w:val="28"/>
-        </w:rPr>
-      </w:pPr>
-      <w:r>
-        <w:rPr>
-          <w:rFonts w:ascii="Arial Unicode MS" w:eastAsia="Arial Unicode MS" w:hAnsi="Arial Unicode MS" w:cs="Arial Unicode MS"/>
-          <w:color w:val="1F1F1F"/>
-          <w:sz w:val="28"/>
-          <w:szCs w:val="28"/>
-        </w:rPr>
-        <w:t xml:space="preserve">| 無法快速得知距離畢業的差距 | </w:t>
-      </w:r>
-      <w:r>
-        <w:rPr>
-          <w:rFonts w:ascii="Arial Unicode MS" w:eastAsia="Arial Unicode MS" w:hAnsi="Arial Unicode MS" w:cs="Arial Unicode MS"/>
-          <w:b/>
-          <w:bCs/>
-          <w:color w:val="1F1F1F"/>
-          <w:sz w:val="28"/>
-          <w:szCs w:val="28"/>
-        </w:rPr>
-        <w:t>學分缺口計算</w:t>
-      </w:r>
-      <w:r>
-        <w:rPr>
-          <w:rFonts w:ascii="Arial Unicode MS" w:eastAsia="Arial Unicode MS" w:hAnsi="Arial Unicode MS" w:cs="Arial Unicode MS"/>
-          <w:color w:val="1F1F1F"/>
-          <w:sz w:val="28"/>
-          <w:szCs w:val="28"/>
-        </w:rPr>
-        <w:t>：系統自動結算距離畢業尚缺的學分數。 |</w:t>
-      </w:r>
-    </w:p>
-    <w:p>
-      <w:pPr>
-        <w:spacing w:after="240"/>
-        <w:rPr>
-          <w:color w:val="1F1F1F"/>
-          <w:sz w:val="28"/>
-          <w:szCs w:val="28"/>
-        </w:rPr>
-      </w:pPr>
-      <w:r>
-        <w:rPr>
-          <w:rFonts w:ascii="Arial Unicode MS" w:eastAsia="Arial Unicode MS" w:hAnsi="Arial Unicode MS" w:cs="Arial Unicode MS"/>
-          <w:color w:val="1F1F1F"/>
-          <w:sz w:val="28"/>
-          <w:szCs w:val="28"/>
-        </w:rPr>
-        <w:t xml:space="preserve">| 現有官方系統 UI 不佳 | </w:t>
-      </w:r>
-      <w:r>
-        <w:rPr>
-          <w:rFonts w:ascii="Arial Unicode MS" w:eastAsia="Arial Unicode MS" w:hAnsi="Arial Unicode MS" w:cs="Arial Unicode MS"/>
-          <w:b/>
-          <w:bCs/>
-          <w:color w:val="1F1F1F"/>
-          <w:sz w:val="28"/>
-          <w:szCs w:val="28"/>
-        </w:rPr>
-        <w:t>直覺化操作體驗</w:t>
-      </w:r>
-      <w:r>
-        <w:rPr>
-          <w:rFonts w:ascii="Arial Unicode MS" w:eastAsia="Arial Unicode MS" w:hAnsi="Arial Unicode MS" w:cs="Arial Unicode MS"/>
-          <w:color w:val="1F1F1F"/>
-          <w:sz w:val="28"/>
-          <w:szCs w:val="28"/>
-        </w:rPr>
-        <w:t>：提供友善介面設計 (非功能性需求)。 |</w:t>
-      </w:r>
-    </w:p>
-    <w:p>
-      <w:pPr>
-        <w:spacing w:after="240"/>
-        <w:rPr>
-          <w:color w:val="1F1F1F"/>
-          <w:sz w:val="28"/>
-          <w:szCs w:val="28"/>
-        </w:rPr>
-      </w:pPr>
-      <w:r>
-        <w:rPr>
-          <w:rFonts w:ascii="Arial Unicode MS" w:eastAsia="Arial Unicode MS" w:hAnsi="Arial Unicode MS" w:cs="Arial Unicode MS"/>
-          <w:color w:val="1F1F1F"/>
-          <w:sz w:val="28"/>
-          <w:szCs w:val="28"/>
-        </w:rPr>
-        <w:t xml:space="preserve">| </w:t>
-      </w:r>
-      <w:proofErr w:type="gramStart"/>
-      <w:r>
-        <w:rPr>
-          <w:rFonts w:ascii="新細明體" w:eastAsia="新細明體" w:hAnsi="新細明體" w:cs="新細明體" w:hint="eastAsia"/>
-          <w:color w:val="1F1F1F"/>
-          <w:sz w:val="28"/>
-          <w:szCs w:val="28"/>
-        </w:rPr>
-        <w:t>系辦需頻繁</w:t>
-      </w:r>
-      <w:proofErr w:type="gramEnd"/>
-      <w:r>
-        <w:rPr>
-          <w:rFonts w:ascii="新細明體" w:eastAsia="新細明體" w:hAnsi="新細明體" w:cs="新細明體" w:hint="eastAsia"/>
-          <w:color w:val="1F1F1F"/>
-          <w:sz w:val="28"/>
-          <w:szCs w:val="28"/>
-        </w:rPr>
-        <w:t>回覆畢業資格詢問</w:t>
+        <w:t>系辦需頻繁回覆畢業資格詢問</w:t>
       </w:r>
       <w:r>
         <w:rPr>
@@ -1479,33 +1161,7 @@
           <w:szCs w:val="28"/>
           <w:lang w:val="en-US"/>
         </w:rPr>
-        <w:t>本系統主要目標為協助學生自動化試算修業進度，並提供精</w:t>
-      </w:r>
-      <w:proofErr w:type="gramStart"/>
-      <w:r>
-        <w:rPr>
-          <w:rFonts w:ascii="新細明體" w:eastAsia="新細明體" w:hAnsi="新細明體" w:cs="新細明體" w:hint="eastAsia"/>
-          <w:b/>
-          <w:bCs/>
-          <w:color w:val="1F1F1F"/>
-          <w:sz w:val="28"/>
-          <w:szCs w:val="28"/>
-          <w:lang w:val="en-US"/>
-        </w:rPr>
-        <w:t>準</w:t>
-      </w:r>
-      <w:proofErr w:type="gramEnd"/>
-      <w:r>
-        <w:rPr>
-          <w:rFonts w:ascii="新細明體" w:eastAsia="新細明體" w:hAnsi="新細明體" w:cs="新細明體" w:hint="eastAsia"/>
-          <w:b/>
-          <w:bCs/>
-          <w:color w:val="1F1F1F"/>
-          <w:sz w:val="28"/>
-          <w:szCs w:val="28"/>
-          <w:lang w:val="en-US"/>
-        </w:rPr>
-        <w:t>的選課導航，以減少人工計算誤差與諮詢負擔。其具體功能範圍如下：</w:t>
+        <w:t>本系統主要目標為協助學生自動化試算修業進度，並提供精準的選課導航，以減少人工計算誤差與諮詢負擔。其具體功能範圍如下：</w:t>
       </w:r>
     </w:p>
     <w:p>
@@ -2205,7 +1861,7 @@
         <w:pStyle w:val="4"/>
         <w:spacing w:after="120"/>
         <w:rPr>
-          <w:rFonts w:ascii="Arial Unicode MS" w:hAnsi="Arial Unicode MS" w:cs="Arial Unicode MS"/>
+          <w:rFonts w:ascii="Arial Unicode MS" w:hAnsi="Arial Unicode MS" w:cs="Arial Unicode MS" w:hint="eastAsia"/>
           <w:b/>
           <w:bCs/>
           <w:color w:val="1F1F1F"/>
@@ -2402,9 +2058,20 @@
           <w:szCs w:val="28"/>
           <w:lang w:val="en-US"/>
         </w:rPr>
-        <w:t>人工學分總和工具</w:t>
-      </w:r>
-      <w:proofErr w:type="gramStart"/>
+        <w:t>人工學分總和工具（如：學姊祖傳</w:t>
+      </w:r>
+      <w:r>
+        <w:rPr>
+          <w:rFonts w:ascii="Arial Unicode MS" w:eastAsia="Arial Unicode MS" w:hAnsi="Arial Unicode MS" w:cs="Arial Unicode MS"/>
+          <w:b/>
+          <w:bCs/>
+          <w:color w:val="1F1F1F"/>
+          <w:sz w:val="28"/>
+          <w:szCs w:val="28"/>
+          <w:lang w:val="en-US"/>
+        </w:rPr>
+        <w:t xml:space="preserve"> Excel</w:t>
+      </w:r>
       <w:r>
         <w:rPr>
           <w:rFonts w:ascii="新細明體" w:eastAsia="新細明體" w:hAnsi="新細明體" w:cs="新細明體" w:hint="eastAsia"/>
@@ -2415,47 +2082,8 @@
           <w:szCs w:val="28"/>
           <w:lang w:val="en-US"/>
         </w:rPr>
-        <w:t>（</w:t>
-      </w:r>
-      <w:proofErr w:type="gramEnd"/>
-      <w:r>
-        <w:rPr>
-          <w:rFonts w:ascii="新細明體" w:eastAsia="新細明體" w:hAnsi="新細明體" w:cs="新細明體" w:hint="eastAsia"/>
-          <w:b/>
-          <w:bCs/>
-          <w:color w:val="1F1F1F"/>
-          <w:sz w:val="28"/>
-          <w:szCs w:val="28"/>
-          <w:lang w:val="en-US"/>
-        </w:rPr>
-        <w:t>如：學姊祖傳</w:t>
-      </w:r>
-      <w:r>
-        <w:rPr>
-          <w:rFonts w:ascii="Arial Unicode MS" w:eastAsia="Arial Unicode MS" w:hAnsi="Arial Unicode MS" w:cs="Arial Unicode MS"/>
-          <w:b/>
-          <w:bCs/>
-          <w:color w:val="1F1F1F"/>
-          <w:sz w:val="28"/>
-          <w:szCs w:val="28"/>
-          <w:lang w:val="en-US"/>
-        </w:rPr>
-        <w:t xml:space="preserve"> Excel</w:t>
-      </w:r>
-      <w:proofErr w:type="gramStart"/>
-      <w:r>
-        <w:rPr>
-          <w:rFonts w:ascii="新細明體" w:eastAsia="新細明體" w:hAnsi="新細明體" w:cs="新細明體" w:hint="eastAsia"/>
-          <w:b/>
-          <w:bCs/>
-          <w:color w:val="1F1F1F"/>
-          <w:sz w:val="28"/>
-          <w:szCs w:val="28"/>
-          <w:lang w:val="en-US"/>
-        </w:rPr>
         <w:t>）</w:t>
       </w:r>
-      <w:proofErr w:type="gramEnd"/>
       <w:r>
         <w:rPr>
           <w:rFonts w:ascii="新細明體" w:eastAsia="新細明體" w:hAnsi="新細明體" w:cs="新細明體" w:hint="eastAsia"/>
@@ -2545,33 +2173,7 @@
           <w:szCs w:val="28"/>
           <w:lang w:val="en-US"/>
         </w:rPr>
-        <w:t xml:space="preserve"> (</w:t>
-      </w:r>
-      <w:proofErr w:type="spellStart"/>
-      <w:r>
-        <w:rPr>
-          <w:rFonts w:ascii="Arial Unicode MS" w:eastAsia="Arial Unicode MS" w:hAnsi="Arial Unicode MS" w:cs="Arial Unicode MS"/>
-          <w:b/>
-          <w:bCs/>
-          <w:color w:val="1F1F1F"/>
-          <w:sz w:val="28"/>
-          <w:szCs w:val="28"/>
-          <w:lang w:val="en-US"/>
-        </w:rPr>
-        <w:t>UnimoPass</w:t>
-      </w:r>
-      <w:proofErr w:type="spellEnd"/>
-      <w:r>
-        <w:rPr>
-          <w:rFonts w:ascii="Arial Unicode MS" w:eastAsia="Arial Unicode MS" w:hAnsi="Arial Unicode MS" w:cs="Arial Unicode MS"/>
-          <w:b/>
-          <w:bCs/>
-          <w:color w:val="1F1F1F"/>
-          <w:sz w:val="28"/>
-          <w:szCs w:val="28"/>
-          <w:lang w:val="en-US"/>
-        </w:rPr>
-        <w:t>)</w:t>
+        <w:t xml:space="preserve"> (UnimoPass)</w:t>
       </w:r>
       <w:r>
         <w:rPr>
@@ -2581,29 +2183,7 @@
           <w:szCs w:val="28"/>
           <w:lang w:val="en-US"/>
         </w:rPr>
-        <w:t>：由學生自主開發的第三</w:t>
-      </w:r>
-      <w:proofErr w:type="gramStart"/>
-      <w:r>
-        <w:rPr>
-          <w:rFonts w:ascii="新細明體" w:eastAsia="新細明體" w:hAnsi="新細明體" w:cs="新細明體" w:hint="eastAsia"/>
-          <w:color w:val="1F1F1F"/>
-          <w:sz w:val="28"/>
-          <w:szCs w:val="28"/>
-          <w:lang w:val="en-US"/>
-        </w:rPr>
-        <w:t>方線上</w:t>
-      </w:r>
-      <w:proofErr w:type="gramEnd"/>
-      <w:r>
-        <w:rPr>
-          <w:rFonts w:ascii="新細明體" w:eastAsia="新細明體" w:hAnsi="新細明體" w:cs="新細明體" w:hint="eastAsia"/>
-          <w:color w:val="1F1F1F"/>
-          <w:sz w:val="28"/>
-          <w:szCs w:val="28"/>
-          <w:lang w:val="en-US"/>
-        </w:rPr>
-        <w:t>計算器，已具備「複製貼上官方文字來解析」的初步概念</w:t>
+        <w:t>：由學生自主開發的第三方線上計算器，已具備「複製貼上官方文字來解析」的初步概念</w:t>
       </w:r>
       <w:r>
         <w:rPr>
@@ -2653,7 +2233,7 @@
         <w:keepLines w:val="0"/>
         <w:spacing w:before="0" w:after="120"/>
         <w:rPr>
-          <w:rFonts w:ascii="Arial Unicode MS" w:hAnsi="Arial Unicode MS" w:cs="Arial Unicode MS"/>
+          <w:rFonts w:ascii="Arial Unicode MS" w:hAnsi="Arial Unicode MS" w:cs="Arial Unicode MS" w:hint="eastAsia"/>
           <w:b/>
           <w:bCs/>
           <w:color w:val="1F1F1F"/>
@@ -2736,27 +2316,7 @@
           <w:sz w:val="28"/>
           <w:szCs w:val="28"/>
         </w:rPr>
-        <w:t>作為 MVP (最小可行性產品) 測試對象 ，暫不開放或支援全校所有科系複雜的畢業門檻計算（如跨院雙主修、特殊學程等），</w:t>
-      </w:r>
-      <w:proofErr w:type="gramStart"/>
-      <w:r>
-        <w:rPr>
-          <w:rFonts w:ascii="Arial Unicode MS" w:eastAsia="Arial Unicode MS" w:hAnsi="Arial Unicode MS" w:cs="Arial Unicode MS"/>
-          <w:color w:val="1F1F1F"/>
-          <w:sz w:val="28"/>
-          <w:szCs w:val="28"/>
-        </w:rPr>
-        <w:t>待跑通</w:t>
-      </w:r>
-      <w:proofErr w:type="gramEnd"/>
-      <w:r>
-        <w:rPr>
-          <w:rFonts w:ascii="Arial Unicode MS" w:eastAsia="Arial Unicode MS" w:hAnsi="Arial Unicode MS" w:cs="Arial Unicode MS"/>
-          <w:color w:val="1F1F1F"/>
-          <w:sz w:val="28"/>
-          <w:szCs w:val="28"/>
-        </w:rPr>
-        <w:t>核心邏輯後再向全校推廣 。</w:t>
+        <w:t>作為 MVP (最小可行性產品) 測試對象 ，暫不開放或支援全校所有科系複雜的畢業門檻計算（如跨院雙主修、特殊學程等），待跑通核心邏輯後再向全校推廣 。</w:t>
       </w:r>
     </w:p>
     <w:p>
@@ -2784,13 +2344,7 @@
       <w:bookmarkStart w:id="5" w:name="_4wh0uxomxd66" w:colFirst="0" w:colLast="0"/>
       <w:bookmarkEnd w:id="5"/>
       <w:r>
-        <w:t>第二章</w:t>
-      </w:r>
-      <w:r>
-        <w:t xml:space="preserve"> </w:t>
-      </w:r>
-      <w:r>
-        <w:t>軟體需求規格</w:t>
+        <w:t>第二章 軟體需求規格</w:t>
       </w:r>
     </w:p>
     <w:p>
@@ -2878,47 +2432,7 @@
           <w:sz w:val="28"/>
           <w:szCs w:val="28"/>
         </w:rPr>
-        <w:t>：主要鎖定</w:t>
-      </w:r>
-      <w:proofErr w:type="gramStart"/>
-      <w:r>
-        <w:rPr>
-          <w:rFonts w:ascii="Arial Unicode MS" w:eastAsia="Arial Unicode MS" w:hAnsi="Arial Unicode MS" w:cs="Arial Unicode MS"/>
-          <w:color w:val="1F1F1F"/>
-          <w:sz w:val="28"/>
-          <w:szCs w:val="28"/>
-        </w:rPr>
-        <w:t>面臨多科不</w:t>
-      </w:r>
-      <w:proofErr w:type="gramEnd"/>
-      <w:r>
-        <w:rPr>
-          <w:rFonts w:ascii="Arial Unicode MS" w:eastAsia="Arial Unicode MS" w:hAnsi="Arial Unicode MS" w:cs="Arial Unicode MS"/>
-          <w:color w:val="1F1F1F"/>
-          <w:sz w:val="28"/>
-          <w:szCs w:val="28"/>
-        </w:rPr>
-        <w:t>及格、</w:t>
-      </w:r>
-      <w:proofErr w:type="gramStart"/>
-      <w:r>
-        <w:rPr>
-          <w:rFonts w:ascii="Arial Unicode MS" w:eastAsia="Arial Unicode MS" w:hAnsi="Arial Unicode MS" w:cs="Arial Unicode MS"/>
-          <w:color w:val="1F1F1F"/>
-          <w:sz w:val="28"/>
-          <w:szCs w:val="28"/>
-        </w:rPr>
-        <w:t>有延畢危機</w:t>
-      </w:r>
-      <w:proofErr w:type="gramEnd"/>
-      <w:r>
-        <w:rPr>
-          <w:rFonts w:ascii="Arial Unicode MS" w:eastAsia="Arial Unicode MS" w:hAnsi="Arial Unicode MS" w:cs="Arial Unicode MS"/>
-          <w:color w:val="1F1F1F"/>
-          <w:sz w:val="28"/>
-          <w:szCs w:val="28"/>
-        </w:rPr>
-        <w:t>的使用者，需要直覺化工具來確認學分缺口與規劃選課。</w:t>
+        <w:t>：主要鎖定面臨多科不及格、有延畢危機的使用者，需要直覺化工具來確認學分缺口與規劃選課。</w:t>
       </w:r>
     </w:p>
     <w:p>
@@ -2952,27 +2466,7 @@
           <w:sz w:val="28"/>
           <w:szCs w:val="28"/>
         </w:rPr>
-        <w:t>：負責處理系上學</w:t>
-      </w:r>
-      <w:proofErr w:type="gramStart"/>
-      <w:r>
-        <w:rPr>
-          <w:rFonts w:ascii="Arial Unicode MS" w:eastAsia="Arial Unicode MS" w:hAnsi="Arial Unicode MS" w:cs="Arial Unicode MS"/>
-          <w:color w:val="1F1F1F"/>
-          <w:sz w:val="28"/>
-          <w:szCs w:val="28"/>
-        </w:rPr>
-        <w:t>務</w:t>
-      </w:r>
-      <w:proofErr w:type="gramEnd"/>
-      <w:r>
-        <w:rPr>
-          <w:rFonts w:ascii="Arial Unicode MS" w:eastAsia="Arial Unicode MS" w:hAnsi="Arial Unicode MS" w:cs="Arial Unicode MS"/>
-          <w:color w:val="1F1F1F"/>
-          <w:sz w:val="28"/>
-          <w:szCs w:val="28"/>
-        </w:rPr>
-        <w:t>行政，期望透過系統分流以減輕諮詢壓力的管理人員。</w:t>
+        <w:t>：負責處理系上學務行政，期望透過系統分流以減輕諮詢壓力的管理人員。</w:t>
       </w:r>
     </w:p>
     <w:p>
@@ -3200,7 +2694,6 @@
         <w:keepLines w:val="0"/>
         <w:spacing w:before="0" w:after="120"/>
         <w:rPr>
-          <w:rFonts w:hint="eastAsia"/>
           <w:i/>
           <w:iCs/>
           <w:color w:val="1F1F1F"/>
@@ -3256,9 +2749,6 @@
           <w:p>
             <w:pPr>
               <w:pStyle w:val="Web"/>
-              <w:rPr>
-                <w:rFonts w:hint="eastAsia"/>
-              </w:rPr>
             </w:pPr>
             <w:r>
               <w:t>User Story1 學生自動化資料整合</w:t>
@@ -3278,7 +2768,6 @@
             <w:pPr>
               <w:pStyle w:val="Web"/>
               <w:rPr>
-                <w:rFonts w:hint="eastAsia"/>
                 <w:b/>
                 <w:bCs/>
               </w:rPr>
@@ -3307,9 +2796,6 @@
           <w:p>
             <w:pPr>
               <w:pStyle w:val="Web"/>
-              <w:rPr>
-                <w:rFonts w:hint="eastAsia"/>
-              </w:rPr>
             </w:pPr>
           </w:p>
         </w:tc>
@@ -3325,9 +2811,6 @@
           <w:p>
             <w:pPr>
               <w:pStyle w:val="Web"/>
-              <w:rPr>
-                <w:rFonts w:hint="eastAsia"/>
-              </w:rPr>
             </w:pPr>
             <w:r>
               <w:rPr>
@@ -3345,9 +2828,6 @@
           <w:p>
             <w:pPr>
               <w:pStyle w:val="Web"/>
-              <w:rPr>
-                <w:rFonts w:hint="eastAsia"/>
-              </w:rPr>
             </w:pPr>
             <w:r>
               <w:t>透過貼上校務系統成績文字來讓系統自動獲取資料</w:t>
@@ -3366,9 +2846,6 @@
           <w:p>
             <w:pPr>
               <w:pStyle w:val="Web"/>
-              <w:rPr>
-                <w:rFonts w:hint="eastAsia"/>
-              </w:rPr>
             </w:pPr>
             <w:r>
               <w:t>價值: 因此我可以</w:t>
@@ -3390,9 +2867,6 @@
           <w:p>
             <w:pPr>
               <w:pStyle w:val="Web"/>
-              <w:rPr>
-                <w:rFonts w:hint="eastAsia"/>
-              </w:rPr>
             </w:pPr>
           </w:p>
         </w:tc>
@@ -3409,9 +2883,6 @@
           <w:p>
             <w:pPr>
               <w:pStyle w:val="Web"/>
-              <w:rPr>
-                <w:rFonts w:hint="eastAsia"/>
-              </w:rPr>
             </w:pPr>
             <w:r>
               <w:t>接受條件:</w:t>
@@ -3430,9 +2901,6 @@
           <w:p>
             <w:pPr>
               <w:pStyle w:val="Web"/>
-              <w:rPr>
-                <w:rFonts w:hint="eastAsia"/>
-              </w:rPr>
             </w:pPr>
             <w:r>
               <w:t>Given</w:t>
@@ -3446,28 +2914,9 @@
           <w:p>
             <w:pPr>
               <w:pStyle w:val="Web"/>
-              <w:rPr>
-                <w:rFonts w:hint="eastAsia"/>
-              </w:rPr>
             </w:pPr>
             <w:r>
-              <w:t>使用者已登入校務成績系統，並複製（</w:t>
-            </w:r>
-            <w:proofErr w:type="spellStart"/>
-            <w:r>
-              <w:t>Ctrl+A</w:t>
-            </w:r>
-            <w:proofErr w:type="spellEnd"/>
-            <w:r>
-              <w:t xml:space="preserve"> / </w:t>
-            </w:r>
-            <w:proofErr w:type="spellStart"/>
-            <w:r>
-              <w:t>Ctrl+C</w:t>
-            </w:r>
-            <w:proofErr w:type="spellEnd"/>
-            <w:r>
-              <w:t>）了包含格式雜訊的成績頁面文本</w:t>
+              <w:t>使用者已登入校務成績系統，並複製（Ctrl+A / Ctrl+C）了包含格式雜訊的成績頁面文本</w:t>
             </w:r>
           </w:p>
         </w:tc>
@@ -3483,9 +2932,6 @@
           <w:p>
             <w:pPr>
               <w:pStyle w:val="Web"/>
-              <w:rPr>
-                <w:rFonts w:hint="eastAsia"/>
-              </w:rPr>
             </w:pPr>
             <w:r>
               <w:t>When</w:t>
@@ -3501,23 +2947,12 @@
               <w:pStyle w:val="Web"/>
             </w:pPr>
             <w:r>
-              <w:t>使用者將文本貼入本系統的專用</w:t>
+              <w:t>使用者將文本貼入本系統的專用輸入框並點擊「開始解析」</w:t>
             </w:r>
-            <w:proofErr w:type="gramStart"/>
-            <w:r>
-              <w:t>輸入框並點</w:t>
-            </w:r>
-            <w:proofErr w:type="gramEnd"/>
-            <w:r>
-              <w:t>擊「開始解析」</w:t>
-            </w:r>
-          </w:p>
-          <w:p>
-            <w:pPr>
-              <w:pStyle w:val="Web"/>
-              <w:rPr>
-                <w:rFonts w:hint="eastAsia"/>
-              </w:rPr>
+          </w:p>
+          <w:p>
+            <w:pPr>
+              <w:pStyle w:val="Web"/>
             </w:pPr>
           </w:p>
         </w:tc>
@@ -3533,9 +2968,6 @@
           <w:p>
             <w:pPr>
               <w:pStyle w:val="Web"/>
-              <w:rPr>
-                <w:rFonts w:hint="eastAsia"/>
-              </w:rPr>
             </w:pPr>
             <w:r>
               <w:t>Then</w:t>
@@ -3560,9 +2992,6 @@
           <w:p>
             <w:pPr>
               <w:pStyle w:val="Web"/>
-              <w:rPr>
-                <w:rFonts w:hint="eastAsia"/>
-              </w:rPr>
             </w:pPr>
           </w:p>
         </w:tc>
@@ -3598,9 +3027,6 @@
       <w:pPr>
         <w:pStyle w:val="Web"/>
         <w:ind w:left="720"/>
-        <w:rPr>
-          <w:rFonts w:hint="eastAsia"/>
-        </w:rPr>
       </w:pPr>
     </w:p>
     <w:tbl>
@@ -3626,9 +3052,6 @@
           <w:p>
             <w:pPr>
               <w:pStyle w:val="Web"/>
-              <w:rPr>
-                <w:rFonts w:hint="eastAsia"/>
-              </w:rPr>
             </w:pPr>
             <w:r>
               <w:rPr>
@@ -3651,7 +3074,6 @@
             <w:pPr>
               <w:pStyle w:val="Web"/>
               <w:rPr>
-                <w:rFonts w:hint="eastAsia"/>
                 <w:b/>
                 <w:bCs/>
               </w:rPr>
@@ -3680,9 +3102,6 @@
           <w:p>
             <w:pPr>
               <w:pStyle w:val="Web"/>
-              <w:rPr>
-                <w:rFonts w:hint="eastAsia"/>
-              </w:rPr>
             </w:pPr>
           </w:p>
         </w:tc>
@@ -3698,9 +3117,6 @@
           <w:p>
             <w:pPr>
               <w:pStyle w:val="Web"/>
-              <w:rPr>
-                <w:rFonts w:hint="eastAsia"/>
-              </w:rPr>
             </w:pPr>
             <w:r>
               <w:rPr>
@@ -3718,9 +3134,6 @@
           <w:p>
             <w:pPr>
               <w:pStyle w:val="Web"/>
-              <w:rPr>
-                <w:rFonts w:hint="eastAsia"/>
-              </w:rPr>
             </w:pPr>
             <w:r>
               <w:t>快速計算出距離畢業還差幾學分</w:t>
@@ -3739,9 +3152,6 @@
           <w:p>
             <w:pPr>
               <w:pStyle w:val="Web"/>
-              <w:rPr>
-                <w:rFonts w:hint="eastAsia"/>
-              </w:rPr>
             </w:pPr>
             <w:r>
               <w:t>價值: 因此我可以</w:t>
@@ -3757,23 +3167,12 @@
               <w:pStyle w:val="Web"/>
             </w:pPr>
             <w:r>
-              <w:t>不用依賴極度耗時</w:t>
+              <w:t xml:space="preserve">不用依賴極度耗時且易錯的手動查詢 </w:t>
             </w:r>
-            <w:proofErr w:type="gramStart"/>
-            <w:r>
-              <w:t>且易錯的</w:t>
-            </w:r>
-            <w:proofErr w:type="gramEnd"/>
-            <w:r>
-              <w:t xml:space="preserve">手動查詢 </w:t>
-            </w:r>
-          </w:p>
-          <w:p>
-            <w:pPr>
-              <w:pStyle w:val="Web"/>
-              <w:rPr>
-                <w:rFonts w:hint="eastAsia"/>
-              </w:rPr>
+          </w:p>
+          <w:p>
+            <w:pPr>
+              <w:pStyle w:val="Web"/>
             </w:pPr>
           </w:p>
         </w:tc>
@@ -3790,9 +3189,6 @@
           <w:p>
             <w:pPr>
               <w:pStyle w:val="Web"/>
-              <w:rPr>
-                <w:rFonts w:hint="eastAsia"/>
-              </w:rPr>
             </w:pPr>
             <w:r>
               <w:t>接受條件:</w:t>
@@ -3811,9 +3207,6 @@
           <w:p>
             <w:pPr>
               <w:pStyle w:val="Web"/>
-              <w:rPr>
-                <w:rFonts w:hint="eastAsia"/>
-              </w:rPr>
             </w:pPr>
             <w:r>
               <w:t>Given</w:t>
@@ -3827,9 +3220,6 @@
           <w:p>
             <w:pPr>
               <w:pStyle w:val="Web"/>
-              <w:rPr>
-                <w:rFonts w:hint="eastAsia"/>
-              </w:rPr>
             </w:pPr>
             <w:r>
               <w:t>系統已完成原始成績文本的萃取與結構化處理</w:t>
@@ -3848,9 +3238,6 @@
           <w:p>
             <w:pPr>
               <w:pStyle w:val="Web"/>
-              <w:rPr>
-                <w:rFonts w:hint="eastAsia"/>
-              </w:rPr>
             </w:pPr>
             <w:r>
               <w:t>When</w:t>
@@ -3872,9 +3259,6 @@
           <w:p>
             <w:pPr>
               <w:pStyle w:val="Web"/>
-              <w:rPr>
-                <w:rFonts w:hint="eastAsia"/>
-              </w:rPr>
             </w:pPr>
           </w:p>
         </w:tc>
@@ -3890,9 +3274,6 @@
           <w:p>
             <w:pPr>
               <w:pStyle w:val="Web"/>
-              <w:rPr>
-                <w:rFonts w:hint="eastAsia"/>
-              </w:rPr>
             </w:pPr>
             <w:r>
               <w:t>Then</w:t>
@@ -3914,9 +3295,6 @@
           <w:p>
             <w:pPr>
               <w:pStyle w:val="Web"/>
-              <w:rPr>
-                <w:rFonts w:hint="eastAsia"/>
-              </w:rPr>
             </w:pPr>
           </w:p>
         </w:tc>
@@ -3976,9 +3354,6 @@
           <w:p>
             <w:pPr>
               <w:pStyle w:val="Web"/>
-              <w:rPr>
-                <w:rFonts w:hint="eastAsia"/>
-              </w:rPr>
             </w:pPr>
             <w:r>
               <w:rPr>
@@ -4014,7 +3389,6 @@
             <w:pPr>
               <w:pStyle w:val="Web"/>
               <w:rPr>
-                <w:rFonts w:hint="eastAsia"/>
                 <w:b/>
                 <w:bCs/>
               </w:rPr>
@@ -4043,9 +3417,6 @@
           <w:p>
             <w:pPr>
               <w:pStyle w:val="Web"/>
-              <w:rPr>
-                <w:rFonts w:hint="eastAsia"/>
-              </w:rPr>
             </w:pPr>
           </w:p>
         </w:tc>
@@ -4061,9 +3432,6 @@
           <w:p>
             <w:pPr>
               <w:pStyle w:val="Web"/>
-              <w:rPr>
-                <w:rFonts w:hint="eastAsia"/>
-              </w:rPr>
             </w:pPr>
             <w:r>
               <w:rPr>
@@ -4081,9 +3449,6 @@
           <w:p>
             <w:pPr>
               <w:pStyle w:val="Web"/>
-              <w:rPr>
-                <w:rFonts w:hint="eastAsia"/>
-              </w:rPr>
             </w:pPr>
             <w:r>
               <w:t>擁有友善的介面設計</w:t>
@@ -4102,9 +3467,6 @@
           <w:p>
             <w:pPr>
               <w:pStyle w:val="Web"/>
-              <w:rPr>
-                <w:rFonts w:hint="eastAsia"/>
-              </w:rPr>
             </w:pPr>
             <w:r>
               <w:t>價值: 因此我可以</w:t>
@@ -4126,9 +3488,6 @@
           <w:p>
             <w:pPr>
               <w:pStyle w:val="Web"/>
-              <w:rPr>
-                <w:rFonts w:hint="eastAsia"/>
-              </w:rPr>
             </w:pPr>
           </w:p>
         </w:tc>
@@ -4145,9 +3504,6 @@
           <w:p>
             <w:pPr>
               <w:pStyle w:val="Web"/>
-              <w:rPr>
-                <w:rFonts w:hint="eastAsia"/>
-              </w:rPr>
             </w:pPr>
             <w:r>
               <w:t>接受條件:</w:t>
@@ -4166,9 +3522,6 @@
           <w:p>
             <w:pPr>
               <w:pStyle w:val="Web"/>
-              <w:rPr>
-                <w:rFonts w:hint="eastAsia"/>
-              </w:rPr>
             </w:pPr>
             <w:r>
               <w:lastRenderedPageBreak/>
@@ -4183,20 +3536,9 @@
           <w:p>
             <w:pPr>
               <w:pStyle w:val="Web"/>
-              <w:rPr>
-                <w:rFonts w:hint="eastAsia"/>
-              </w:rPr>
             </w:pPr>
             <w:r>
-              <w:t>使用者面對舊有校務系統 UI 設計不佳、操作</w:t>
-            </w:r>
-            <w:proofErr w:type="gramStart"/>
-            <w:r>
-              <w:t>不</w:t>
-            </w:r>
-            <w:proofErr w:type="gramEnd"/>
-            <w:r>
-              <w:t>直覺的痛點</w:t>
+              <w:t>使用者面對舊有校務系統 UI 設計不佳、操作不直覺的痛點</w:t>
             </w:r>
           </w:p>
         </w:tc>
@@ -4212,9 +3554,6 @@
           <w:p>
             <w:pPr>
               <w:pStyle w:val="Web"/>
-              <w:rPr>
-                <w:rFonts w:hint="eastAsia"/>
-              </w:rPr>
             </w:pPr>
             <w:r>
               <w:t>When</w:t>
@@ -4236,9 +3575,6 @@
           <w:p>
             <w:pPr>
               <w:pStyle w:val="Web"/>
-              <w:rPr>
-                <w:rFonts w:hint="eastAsia"/>
-              </w:rPr>
             </w:pPr>
           </w:p>
         </w:tc>
@@ -4254,9 +3590,6 @@
           <w:p>
             <w:pPr>
               <w:pStyle w:val="Web"/>
-              <w:rPr>
-                <w:rFonts w:hint="eastAsia"/>
-              </w:rPr>
             </w:pPr>
             <w:r>
               <w:t>Then</w:t>
@@ -4270,9 +3603,6 @@
           <w:p>
             <w:pPr>
               <w:pStyle w:val="Web"/>
-              <w:rPr>
-                <w:rFonts w:hint="eastAsia"/>
-              </w:rPr>
             </w:pPr>
             <w:r>
               <w:t>系統必須提供明確的輸入區塊（防呆提示）與結果視覺化</w:t>
@@ -4341,9 +3671,6 @@
           <w:p>
             <w:pPr>
               <w:pStyle w:val="Web"/>
-              <w:rPr>
-                <w:rFonts w:hint="eastAsia"/>
-              </w:rPr>
             </w:pPr>
             <w:r>
               <w:rPr>
@@ -4379,7 +3706,6 @@
             <w:pPr>
               <w:pStyle w:val="Web"/>
               <w:rPr>
-                <w:rFonts w:hint="eastAsia"/>
                 <w:b/>
                 <w:bCs/>
               </w:rPr>
@@ -4402,16 +3728,11 @@
               <w:pStyle w:val="Web"/>
             </w:pPr>
             <w:r>
-              <w:t>學生</w:t>
+              <w:rPr>
+                <w:lang w:val="zh-TW"/>
+              </w:rPr>
+              <w:t>系辦秘書</w:t>
             </w:r>
-          </w:p>
-          <w:p>
-            <w:pPr>
-              <w:pStyle w:val="Web"/>
-              <w:rPr>
-                <w:rFonts w:hint="eastAsia"/>
-              </w:rPr>
-            </w:pPr>
           </w:p>
         </w:tc>
       </w:tr>
@@ -4426,9 +3747,6 @@
           <w:p>
             <w:pPr>
               <w:pStyle w:val="Web"/>
-              <w:rPr>
-                <w:rFonts w:hint="eastAsia"/>
-              </w:rPr>
             </w:pPr>
             <w:r>
               <w:rPr>
@@ -4446,9 +3764,6 @@
           <w:p>
             <w:pPr>
               <w:pStyle w:val="Web"/>
-              <w:rPr>
-                <w:rFonts w:hint="eastAsia"/>
-              </w:rPr>
             </w:pPr>
             <w:r>
               <w:t>讓學生具備主動的畢業導航工具</w:t>
@@ -4467,9 +3782,6 @@
           <w:p>
             <w:pPr>
               <w:pStyle w:val="Web"/>
-              <w:rPr>
-                <w:rFonts w:hint="eastAsia"/>
-              </w:rPr>
             </w:pPr>
             <w:r>
               <w:t>價值: 因此我可以</w:t>
@@ -4483,9 +3795,6 @@
           <w:p>
             <w:pPr>
               <w:pStyle w:val="Web"/>
-              <w:rPr>
-                <w:rFonts w:hint="eastAsia"/>
-              </w:rPr>
             </w:pPr>
             <w:r>
               <w:t>減少反覆被詢問「到底能不能畢業」，減輕行政諮詢壓力</w:t>
@@ -4505,9 +3814,6 @@
           <w:p>
             <w:pPr>
               <w:pStyle w:val="Web"/>
-              <w:rPr>
-                <w:rFonts w:hint="eastAsia"/>
-              </w:rPr>
             </w:pPr>
             <w:r>
               <w:t>接受條件:</w:t>
@@ -4526,9 +3832,6 @@
           <w:p>
             <w:pPr>
               <w:pStyle w:val="Web"/>
-              <w:rPr>
-                <w:rFonts w:hint="eastAsia"/>
-              </w:rPr>
             </w:pPr>
             <w:r>
               <w:t>Given</w:t>
@@ -4542,20 +3845,9 @@
           <w:p>
             <w:pPr>
               <w:pStyle w:val="Web"/>
-              <w:rPr>
-                <w:rFonts w:hint="eastAsia"/>
-              </w:rPr>
             </w:pPr>
             <w:r>
-              <w:t>學生因無法自行</w:t>
-            </w:r>
-            <w:proofErr w:type="gramStart"/>
-            <w:r>
-              <w:t>釐</w:t>
-            </w:r>
-            <w:proofErr w:type="gramEnd"/>
-            <w:r>
-              <w:t>清畢業進度，導致頻繁前往系辦諮詢</w:t>
+              <w:t>學生因無法自行釐清畢業進度，導致頻繁前往系辦諮詢</w:t>
             </w:r>
           </w:p>
         </w:tc>
@@ -4571,9 +3863,6 @@
           <w:p>
             <w:pPr>
               <w:pStyle w:val="Web"/>
-              <w:rPr>
-                <w:rFonts w:hint="eastAsia"/>
-              </w:rPr>
             </w:pPr>
             <w:r>
               <w:t>When</w:t>
@@ -4587,20 +3876,9 @@
           <w:p>
             <w:pPr>
               <w:pStyle w:val="Web"/>
-              <w:rPr>
-                <w:rFonts w:hint="eastAsia"/>
-              </w:rPr>
             </w:pPr>
             <w:r>
-              <w:t>系辦推廣此「</w:t>
-            </w:r>
-            <w:proofErr w:type="gramStart"/>
-            <w:r>
-              <w:t>延畢計算機</w:t>
-            </w:r>
-            <w:proofErr w:type="gramEnd"/>
-            <w:r>
-              <w:t>」供學生自主檢測</w:t>
+              <w:t>系辦推廣此「延畢計算機」供學生自主檢測</w:t>
             </w:r>
           </w:p>
         </w:tc>
@@ -4616,9 +3894,6 @@
           <w:p>
             <w:pPr>
               <w:pStyle w:val="Web"/>
-              <w:rPr>
-                <w:rFonts w:hint="eastAsia"/>
-              </w:rPr>
             </w:pPr>
             <w:r>
               <w:t>Then</w:t>
@@ -4632,9 +3907,6 @@
           <w:p>
             <w:pPr>
               <w:pStyle w:val="Web"/>
-              <w:rPr>
-                <w:rFonts w:hint="eastAsia"/>
-              </w:rPr>
             </w:pPr>
             <w:r>
               <w:t>學生能透過系統輸出直接判斷修業狀態，實質減少重複性詢問</w:t>
@@ -4671,7 +3943,7 @@
     <w:p>
       <w:pPr>
         <w:rPr>
-          <w:rFonts w:ascii="新細明體" w:eastAsia="新細明體" w:hAnsi="新細明體" w:cs="新細明體" w:hint="eastAsia"/>
+          <w:rFonts w:ascii="新細明體" w:eastAsia="新細明體" w:hAnsi="新細明體" w:cs="新細明體"/>
           <w:sz w:val="24"/>
           <w:szCs w:val="24"/>
           <w:lang w:val="en-US"/>
@@ -4683,9 +3955,6 @@
         <w:pStyle w:val="a5"/>
         <w:spacing w:after="360"/>
         <w:ind w:leftChars="0" w:left="1141"/>
-        <w:rPr>
-          <w:rFonts w:hint="eastAsia"/>
-        </w:rPr>
       </w:pPr>
     </w:p>
     <w:p>
@@ -4693,9 +3962,6 @@
         <w:pStyle w:val="a5"/>
         <w:spacing w:after="360"/>
         <w:ind w:leftChars="0" w:left="1141"/>
-        <w:rPr>
-          <w:rFonts w:hint="eastAsia"/>
-        </w:rPr>
       </w:pPr>
     </w:p>
     <w:p>
@@ -7172,6 +6438,7 @@
   <w:style w:type="character" w:default="1" w:styleId="a0">
     <w:name w:val="Default Paragraph Font"/>
     <w:uiPriority w:val="1"/>
+    <w:semiHidden/>
     <w:unhideWhenUsed/>
   </w:style>
   <w:style w:type="table" w:default="1" w:styleId="a1">

--- a/sprint文件/文件的第一章、第二章.docx
+++ b/sprint文件/文件的第一章、第二章.docx
@@ -43,7 +43,13 @@
       <w:bookmarkStart w:id="1" w:name="_uym7sv27y06z" w:colFirst="0" w:colLast="0"/>
       <w:bookmarkEnd w:id="1"/>
       <w:r>
-        <w:t>第一章 系統描述</w:t>
+        <w:t>第一章</w:t>
+      </w:r>
+      <w:r>
+        <w:t xml:space="preserve"> </w:t>
+      </w:r>
+      <w:r>
+        <w:t>系統描述</w:t>
       </w:r>
     </w:p>
     <w:p>
@@ -727,25 +733,7 @@
           <w:sz w:val="28"/>
           <w:szCs w:val="28"/>
         </w:rPr>
-        <w:t>：我們首創將個人的「學分缺口」與「當期開課資料」進行對接，打造專屬的推薦引</w:t>
-      </w:r>
-      <w:r>
-        <w:rPr>
-          <w:rFonts w:ascii="Arial Unicode MS" w:hAnsi="Arial Unicode MS" w:cs="Arial Unicode MS"/>
-          <w:color w:val="1F1F1F"/>
-          <w:sz w:val="28"/>
-          <w:szCs w:val="28"/>
-        </w:rPr>
-        <w:tab/>
-      </w:r>
-      <w:r>
-        <w:rPr>
-          <w:rFonts w:ascii="Arial Unicode MS" w:eastAsia="Arial Unicode MS" w:hAnsi="Arial Unicode MS" w:cs="Arial Unicode MS"/>
-          <w:color w:val="1F1F1F"/>
-          <w:sz w:val="28"/>
-          <w:szCs w:val="28"/>
-        </w:rPr>
-        <w:t>擎 。</w:t>
+        <w:t>：我們首創將個人的「學分缺口」與「當期開課資料」進行對接，打造專屬的推薦引擎 。</w:t>
       </w:r>
     </w:p>
     <w:p>
@@ -1187,62 +1175,26 @@
         <w:pStyle w:val="4"/>
         <w:spacing w:after="120"/>
         <w:rPr>
-          <w:rFonts w:ascii="Arial Unicode MS" w:eastAsia="Arial Unicode MS" w:hAnsi="Arial Unicode MS" w:cs="Arial Unicode MS"/>
-          <w:b/>
-          <w:bCs/>
-          <w:color w:val="1F1F1F"/>
-          <w:sz w:val="28"/>
-          <w:szCs w:val="28"/>
-          <w:lang w:val="en-US"/>
-        </w:rPr>
-      </w:pPr>
-      <w:r>
-        <w:rPr>
-          <w:rFonts w:ascii="新細明體" w:eastAsia="新細明體" w:hAnsi="新細明體" w:cs="新細明體" w:hint="eastAsia"/>
-          <w:b/>
-          <w:bCs/>
-          <w:color w:val="1F1F1F"/>
-          <w:sz w:val="28"/>
-          <w:szCs w:val="28"/>
-          <w:lang w:val="en-US"/>
-        </w:rPr>
-        <w:t>一、</w:t>
-      </w:r>
-      <w:r>
-        <w:rPr>
-          <w:rFonts w:ascii="Arial Unicode MS" w:eastAsia="Arial Unicode MS" w:hAnsi="Arial Unicode MS" w:cs="Arial Unicode MS"/>
-          <w:b/>
-          <w:bCs/>
-          <w:color w:val="1F1F1F"/>
-          <w:sz w:val="28"/>
-          <w:szCs w:val="28"/>
-          <w:lang w:val="en-US"/>
-        </w:rPr>
-        <w:t xml:space="preserve"> </w:t>
-      </w:r>
-      <w:r>
-        <w:rPr>
-          <w:rFonts w:ascii="新細明體" w:eastAsia="新細明體" w:hAnsi="新細明體" w:cs="新細明體" w:hint="eastAsia"/>
-          <w:b/>
-          <w:bCs/>
-          <w:color w:val="1F1F1F"/>
-          <w:sz w:val="28"/>
-          <w:szCs w:val="28"/>
-          <w:lang w:val="en-US"/>
-        </w:rPr>
-        <w:t>成績資料匯入與解析</w:t>
-      </w:r>
-      <w:r>
-        <w:rPr>
-          <w:rFonts w:ascii="Arial Unicode MS" w:eastAsia="Arial Unicode MS" w:hAnsi="Arial Unicode MS" w:cs="Arial Unicode MS"/>
-          <w:b/>
-          <w:bCs/>
-          <w:color w:val="1F1F1F"/>
-          <w:sz w:val="28"/>
-          <w:szCs w:val="28"/>
-          <w:lang w:val="en-US"/>
-        </w:rPr>
-        <w:t xml:space="preserve"> (Data Integration)</w:t>
+          <w:rFonts w:ascii="新細明體" w:eastAsia="新細明體" w:hAnsi="新細明體" w:cs="新細明體"/>
+          <w:b/>
+          <w:bCs/>
+          <w:color w:val="1F1F1F"/>
+          <w:sz w:val="28"/>
+          <w:szCs w:val="28"/>
+          <w:lang w:val="en-US"/>
+        </w:rPr>
+      </w:pPr>
+      <w:r>
+        <w:rPr>
+          <w:rFonts w:ascii="新細明體" w:eastAsia="新細明體" w:hAnsi="新細明體" w:cs="新細明體"/>
+          <w:b/>
+          <w:bCs/>
+          <w:color w:val="1F1F1F"/>
+          <w:sz w:val="28"/>
+          <w:szCs w:val="28"/>
+          <w:lang w:val="en-US"/>
+        </w:rPr>
+        <w:t>一、 成績資料匯入與解析 (Data Integration) 本系統採用「官方驗證＋DOM 擷取」模式，確保資料獲取效率與憑證安全：</w:t>
       </w:r>
     </w:p>
     <w:p>
@@ -1250,54 +1202,30 @@
         <w:pStyle w:val="4"/>
         <w:numPr>
           <w:ilvl w:val="0"/>
-          <w:numId w:val="11"/>
+          <w:numId w:val="16"/>
         </w:numPr>
         <w:spacing w:after="120"/>
         <w:rPr>
-          <w:rFonts w:ascii="Arial Unicode MS" w:eastAsia="Arial Unicode MS" w:hAnsi="Arial Unicode MS" w:cs="Arial Unicode MS"/>
-          <w:b/>
-          <w:bCs/>
-          <w:color w:val="1F1F1F"/>
-          <w:sz w:val="28"/>
-          <w:szCs w:val="28"/>
-          <w:lang w:val="en-US"/>
-        </w:rPr>
-      </w:pPr>
-      <w:r>
-        <w:rPr>
-          <w:rFonts w:ascii="新細明體" w:eastAsia="新細明體" w:hAnsi="新細明體" w:cs="新細明體" w:hint="eastAsia"/>
-          <w:b/>
-          <w:bCs/>
-          <w:color w:val="1F1F1F"/>
-          <w:sz w:val="28"/>
-          <w:szCs w:val="28"/>
-          <w:lang w:val="en-US"/>
-        </w:rPr>
-        <w:t>文本獲取：學生可從校務系統複製成績頁面文本，並貼入系統輸入框</w:t>
-      </w:r>
-      <w:r>
-        <w:rPr>
-          <w:rFonts w:ascii="Arial Unicode MS" w:eastAsia="Arial Unicode MS" w:hAnsi="Arial Unicode MS" w:cs="Arial Unicode MS"/>
-          <w:b/>
-          <w:bCs/>
-          <w:color w:val="1F1F1F"/>
-          <w:sz w:val="28"/>
-          <w:szCs w:val="28"/>
-          <w:lang w:val="en-US"/>
-        </w:rPr>
-        <w:t xml:space="preserve"> </w:t>
-      </w:r>
-      <w:r>
-        <w:rPr>
-          <w:rFonts w:ascii="新細明體" w:eastAsia="新細明體" w:hAnsi="新細明體" w:cs="新細明體" w:hint="eastAsia"/>
-          <w:b/>
-          <w:bCs/>
-          <w:color w:val="1F1F1F"/>
-          <w:sz w:val="28"/>
-          <w:szCs w:val="28"/>
-          <w:lang w:val="en-US"/>
-        </w:rPr>
-        <w:t>。</w:t>
+          <w:rFonts w:ascii="新細明體" w:eastAsia="新細明體" w:hAnsi="新細明體" w:cs="新細明體"/>
+          <w:b/>
+          <w:bCs/>
+          <w:color w:val="1F1F1F"/>
+          <w:sz w:val="28"/>
+          <w:szCs w:val="28"/>
+          <w:lang w:val="en-US"/>
+        </w:rPr>
+      </w:pPr>
+      <w:r>
+        <w:rPr>
+          <w:rFonts w:ascii="新細明體" w:eastAsia="新細明體" w:hAnsi="新細明體" w:cs="新細明體"/>
+          <w:b/>
+          <w:bCs/>
+          <w:color w:val="1F1F1F"/>
+          <w:sz w:val="28"/>
+          <w:szCs w:val="28"/>
+          <w:lang w:val="en-US"/>
+        </w:rPr>
+        <w:t>官方驗證 (Authentication Security)： 使用者登入行為限於學校官方課診系統內發生，本系統不經手或存取使用者的 LDAP 帳號密碼。</w:t>
       </w:r>
     </w:p>
     <w:p>
@@ -1305,78 +1233,61 @@
         <w:pStyle w:val="4"/>
         <w:numPr>
           <w:ilvl w:val="0"/>
-          <w:numId w:val="11"/>
+          <w:numId w:val="16"/>
         </w:numPr>
         <w:spacing w:after="120"/>
         <w:rPr>
-          <w:rFonts w:ascii="Arial Unicode MS" w:eastAsia="Arial Unicode MS" w:hAnsi="Arial Unicode MS" w:cs="Arial Unicode MS"/>
-          <w:b/>
-          <w:bCs/>
-          <w:color w:val="1F1F1F"/>
-          <w:sz w:val="28"/>
-          <w:szCs w:val="28"/>
-          <w:lang w:val="en-US"/>
-        </w:rPr>
-      </w:pPr>
-      <w:r>
-        <w:rPr>
-          <w:rFonts w:ascii="新細明體" w:eastAsia="新細明體" w:hAnsi="新細明體" w:cs="新細明體" w:hint="eastAsia"/>
-          <w:b/>
-          <w:bCs/>
-          <w:color w:val="1F1F1F"/>
-          <w:sz w:val="28"/>
-          <w:szCs w:val="28"/>
-          <w:lang w:val="en-US"/>
-        </w:rPr>
-        <w:t>自動過濾與結構化：系統須透過正規表達式（</w:t>
-      </w:r>
-      <w:r>
-        <w:rPr>
-          <w:rFonts w:ascii="Arial Unicode MS" w:eastAsia="Arial Unicode MS" w:hAnsi="Arial Unicode MS" w:cs="Arial Unicode MS"/>
-          <w:b/>
-          <w:bCs/>
-          <w:color w:val="1F1F1F"/>
-          <w:sz w:val="28"/>
-          <w:szCs w:val="28"/>
-          <w:lang w:val="en-US"/>
-        </w:rPr>
-        <w:t>Regex</w:t>
-      </w:r>
-      <w:r>
-        <w:rPr>
-          <w:rFonts w:ascii="新細明體" w:eastAsia="新細明體" w:hAnsi="新細明體" w:cs="新細明體" w:hint="eastAsia"/>
-          <w:b/>
-          <w:bCs/>
-          <w:color w:val="1F1F1F"/>
-          <w:sz w:val="28"/>
-          <w:szCs w:val="28"/>
-          <w:lang w:val="en-US"/>
-        </w:rPr>
-        <w:t>）自動剔除網頁表頭、選單等雜訊，僅精確萃取出「科目名稱」、「學分」與「成績」等有效欄位</w:t>
-      </w:r>
-      <w:r>
-        <w:rPr>
-          <w:rFonts w:ascii="Arial Unicode MS" w:eastAsia="Arial Unicode MS" w:hAnsi="Arial Unicode MS" w:cs="Arial Unicode MS"/>
-          <w:b/>
-          <w:bCs/>
-          <w:color w:val="1F1F1F"/>
-          <w:sz w:val="28"/>
-          <w:szCs w:val="28"/>
-          <w:lang w:val="en-US"/>
-        </w:rPr>
-        <w:t xml:space="preserve"> </w:t>
-      </w:r>
-      <w:r>
-        <w:rPr>
-          <w:rFonts w:ascii="新細明體" w:eastAsia="新細明體" w:hAnsi="新細明體" w:cs="新細明體" w:hint="eastAsia"/>
-          <w:b/>
-          <w:bCs/>
-          <w:color w:val="1F1F1F"/>
-          <w:sz w:val="28"/>
-          <w:szCs w:val="28"/>
-          <w:lang w:val="en-US"/>
-        </w:rPr>
-        <w:t>。</w:t>
+          <w:rFonts w:ascii="新細明體" w:eastAsia="新細明體" w:hAnsi="新細明體" w:cs="新細明體"/>
+          <w:b/>
+          <w:bCs/>
+          <w:color w:val="1F1F1F"/>
+          <w:sz w:val="28"/>
+          <w:szCs w:val="28"/>
+          <w:lang w:val="en-US"/>
+        </w:rPr>
+      </w:pPr>
+      <w:r>
+        <w:rPr>
+          <w:rFonts w:ascii="新細明體" w:eastAsia="新細明體" w:hAnsi="新細明體" w:cs="新細明體"/>
+          <w:b/>
+          <w:bCs/>
+          <w:color w:val="1F1F1F"/>
+          <w:sz w:val="28"/>
+          <w:szCs w:val="28"/>
+          <w:lang w:val="en-US"/>
+        </w:rPr>
+        <w:t>前端資料擷取 (DOM Extraction)： 透過瀏覽器擴充功能，於官方頁面背景讀取 DOM 節點，自動抓取全人/校定、必修、必選、其它等分頁之成績。</w:t>
+      </w:r>
+    </w:p>
+    <w:p>
+      <w:pPr>
+        <w:pStyle w:val="4"/>
+        <w:numPr>
+          <w:ilvl w:val="0"/>
+          <w:numId w:val="16"/>
+        </w:numPr>
+        <w:spacing w:after="120"/>
+        <w:rPr>
+          <w:rFonts w:ascii="新細明體" w:eastAsia="新細明體" w:hAnsi="新細明體" w:cs="新細明體"/>
+          <w:b/>
+          <w:bCs/>
+          <w:color w:val="1F1F1F"/>
+          <w:sz w:val="28"/>
+          <w:szCs w:val="28"/>
+          <w:lang w:val="en-US"/>
+        </w:rPr>
+      </w:pPr>
+      <w:r>
+        <w:rPr>
+          <w:rFonts w:ascii="新細明體" w:eastAsia="新細明體" w:hAnsi="新細明體" w:cs="新細明體"/>
+          <w:b/>
+          <w:bCs/>
+          <w:color w:val="1F1F1F"/>
+          <w:sz w:val="28"/>
+          <w:szCs w:val="28"/>
+          <w:lang w:val="en-US"/>
+        </w:rPr>
+        <w:t>資料結構化與回傳： 擴充功能將擷取的資料整理成 JSON 結構，並安全回傳至本系統前端頁面，作為後續學分缺口試算的基礎。</w:t>
       </w:r>
     </w:p>
     <w:p>
@@ -1847,6 +1758,7 @@
           <w:szCs w:val="28"/>
           <w:lang w:val="en-US"/>
         </w:rPr>
+        <w:lastRenderedPageBreak/>
         <w:t>系辦秘書：可透過後台介面更新畢業門檻標準（如各屆別學分要求變動），並查看系統使用統計以評估行政分流效益</w:t>
       </w:r>
       <w:r>
@@ -1912,7 +1824,6 @@
           <w:szCs w:val="28"/>
           <w:lang w:val="en-US"/>
         </w:rPr>
-        <w:lastRenderedPageBreak/>
         <w:t xml:space="preserve">1.4 </w:t>
       </w:r>
       <w:r>
@@ -2362,7 +2273,13 @@
       <w:bookmarkStart w:id="5" w:name="_4wh0uxomxd66" w:colFirst="0" w:colLast="0"/>
       <w:bookmarkEnd w:id="5"/>
       <w:r>
-        <w:t>第二章 軟體需求規格</w:t>
+        <w:t>第二章</w:t>
+      </w:r>
+      <w:r>
+        <w:t xml:space="preserve"> </w:t>
+      </w:r>
+      <w:r>
+        <w:t>軟體需求規格</w:t>
       </w:r>
     </w:p>
     <w:p>
@@ -2418,6 +2335,7 @@
           <w:sz w:val="28"/>
           <w:szCs w:val="28"/>
         </w:rPr>
+        <w:lastRenderedPageBreak/>
         <w:t>2.1.1 使用者角色說明</w:t>
       </w:r>
     </w:p>
@@ -2474,7 +2392,6 @@
           <w:sz w:val="28"/>
           <w:szCs w:val="28"/>
         </w:rPr>
-        <w:lastRenderedPageBreak/>
         <w:t>2. 系辦秘書 (間接受益者)</w:t>
       </w:r>
       <w:r>
@@ -2848,7 +2765,7 @@
               <w:pStyle w:val="Web"/>
             </w:pPr>
             <w:r>
-              <w:t>透過貼上校務系統成績文字來讓系統自動獲取資料</w:t>
+              <w:t>透過瀏覽器擴充功能，自動且安全地同步校務系統的成績資料。</w:t>
             </w:r>
           </w:p>
         </w:tc>
@@ -2934,7 +2851,7 @@
               <w:pStyle w:val="Web"/>
             </w:pPr>
             <w:r>
-              <w:t>使用者已登入校務成績系統，並複製（Ctrl+A / Ctrl+C）了包含格式雜訊的成績頁面文本</w:t>
+              <w:t>使用者已安裝本系統之瀏覽器擴充功能，並於輔大官方課程診斷系統完成登入（系統端不接觸憑證）。</w:t>
             </w:r>
           </w:p>
         </w:tc>
@@ -2965,13 +2882,8 @@
               <w:pStyle w:val="Web"/>
             </w:pPr>
             <w:r>
-              <w:t>使用者將文本貼入本系統的專用輸入框並點擊「開始解析」</w:t>
+              <w:t>使用者在介面上觸發「同步成績資料」功能。</w:t>
             </w:r>
-          </w:p>
-          <w:p>
-            <w:pPr>
-              <w:pStyle w:val="Web"/>
-            </w:pPr>
           </w:p>
         </w:tc>
       </w:tr>
@@ -3001,10 +2913,11 @@
               <w:pStyle w:val="Web"/>
             </w:pPr>
             <w:r>
-              <w:t>系統解析引擎須透過正規表達式（Regex）過濾掉所有無效雜訊（如表頭、網頁選單），僅精確萃取出「科目名稱」、「學分」與「成績」等有效欄位，並將其結構化為系統可處理的格式（如 JSON</w:t>
+              <w:t>擴充功能須自動在官方頁面中讀取 DOM 資料（含全人、必修、必選等各類分頁），將其整理為 JSON 結構並</w:t>
             </w:r>
             <w:r>
-              <w:t>）</w:t>
+              <w:lastRenderedPageBreak/>
+              <w:t>回傳至本系統頁面，進行學分粗估與同步展示。</w:t>
             </w:r>
           </w:p>
           <w:p>
@@ -3487,6 +3400,7 @@
               <w:pStyle w:val="Web"/>
             </w:pPr>
             <w:r>
+              <w:lastRenderedPageBreak/>
               <w:t>價值: 因此我可以</w:t>
             </w:r>
           </w:p>
@@ -3542,7 +3456,6 @@
               <w:pStyle w:val="Web"/>
             </w:pPr>
             <w:r>
-              <w:lastRenderedPageBreak/>
               <w:t>Given</w:t>
             </w:r>
           </w:p>
@@ -4697,6 +4610,155 @@
     </w:lvl>
   </w:abstractNum>
   <w:abstractNum w:abstractNumId="5" w15:restartNumberingAfterBreak="0">
+    <w:nsid w:val="2DAF3CEF"/>
+    <w:multiLevelType w:val="multilevel"/>
+    <w:tmpl w:val="C5F49AB6"/>
+    <w:lvl w:ilvl="0">
+      <w:start w:val="1"/>
+      <w:numFmt w:val="bullet"/>
+      <w:lvlText w:val=""/>
+      <w:lvlJc w:val="left"/>
+      <w:pPr>
+        <w:tabs>
+          <w:tab w:val="num" w:pos="720"/>
+        </w:tabs>
+        <w:ind w:left="720" w:hanging="360"/>
+      </w:pPr>
+      <w:rPr>
+        <w:rFonts w:ascii="Symbol" w:hAnsi="Symbol" w:hint="default"/>
+        <w:sz w:val="20"/>
+      </w:rPr>
+    </w:lvl>
+    <w:lvl w:ilvl="1" w:tentative="1">
+      <w:start w:val="1"/>
+      <w:numFmt w:val="bullet"/>
+      <w:lvlText w:val="o"/>
+      <w:lvlJc w:val="left"/>
+      <w:pPr>
+        <w:tabs>
+          <w:tab w:val="num" w:pos="1440"/>
+        </w:tabs>
+        <w:ind w:left="1440" w:hanging="360"/>
+      </w:pPr>
+      <w:rPr>
+        <w:rFonts w:ascii="Courier New" w:hAnsi="Courier New" w:hint="default"/>
+        <w:sz w:val="20"/>
+      </w:rPr>
+    </w:lvl>
+    <w:lvl w:ilvl="2" w:tentative="1">
+      <w:start w:val="1"/>
+      <w:numFmt w:val="bullet"/>
+      <w:lvlText w:val=""/>
+      <w:lvlJc w:val="left"/>
+      <w:pPr>
+        <w:tabs>
+          <w:tab w:val="num" w:pos="2160"/>
+        </w:tabs>
+        <w:ind w:left="2160" w:hanging="360"/>
+      </w:pPr>
+      <w:rPr>
+        <w:rFonts w:ascii="Wingdings" w:hAnsi="Wingdings" w:hint="default"/>
+        <w:sz w:val="20"/>
+      </w:rPr>
+    </w:lvl>
+    <w:lvl w:ilvl="3" w:tentative="1">
+      <w:start w:val="1"/>
+      <w:numFmt w:val="bullet"/>
+      <w:lvlText w:val=""/>
+      <w:lvlJc w:val="left"/>
+      <w:pPr>
+        <w:tabs>
+          <w:tab w:val="num" w:pos="2880"/>
+        </w:tabs>
+        <w:ind w:left="2880" w:hanging="360"/>
+      </w:pPr>
+      <w:rPr>
+        <w:rFonts w:ascii="Wingdings" w:hAnsi="Wingdings" w:hint="default"/>
+        <w:sz w:val="20"/>
+      </w:rPr>
+    </w:lvl>
+    <w:lvl w:ilvl="4" w:tentative="1">
+      <w:start w:val="1"/>
+      <w:numFmt w:val="bullet"/>
+      <w:lvlText w:val=""/>
+      <w:lvlJc w:val="left"/>
+      <w:pPr>
+        <w:tabs>
+          <w:tab w:val="num" w:pos="3600"/>
+        </w:tabs>
+        <w:ind w:left="3600" w:hanging="360"/>
+      </w:pPr>
+      <w:rPr>
+        <w:rFonts w:ascii="Wingdings" w:hAnsi="Wingdings" w:hint="default"/>
+        <w:sz w:val="20"/>
+      </w:rPr>
+    </w:lvl>
+    <w:lvl w:ilvl="5" w:tentative="1">
+      <w:start w:val="1"/>
+      <w:numFmt w:val="bullet"/>
+      <w:lvlText w:val=""/>
+      <w:lvlJc w:val="left"/>
+      <w:pPr>
+        <w:tabs>
+          <w:tab w:val="num" w:pos="4320"/>
+        </w:tabs>
+        <w:ind w:left="4320" w:hanging="360"/>
+      </w:pPr>
+      <w:rPr>
+        <w:rFonts w:ascii="Wingdings" w:hAnsi="Wingdings" w:hint="default"/>
+        <w:sz w:val="20"/>
+      </w:rPr>
+    </w:lvl>
+    <w:lvl w:ilvl="6" w:tentative="1">
+      <w:start w:val="1"/>
+      <w:numFmt w:val="bullet"/>
+      <w:lvlText w:val=""/>
+      <w:lvlJc w:val="left"/>
+      <w:pPr>
+        <w:tabs>
+          <w:tab w:val="num" w:pos="5040"/>
+        </w:tabs>
+        <w:ind w:left="5040" w:hanging="360"/>
+      </w:pPr>
+      <w:rPr>
+        <w:rFonts w:ascii="Wingdings" w:hAnsi="Wingdings" w:hint="default"/>
+        <w:sz w:val="20"/>
+      </w:rPr>
+    </w:lvl>
+    <w:lvl w:ilvl="7" w:tentative="1">
+      <w:start w:val="1"/>
+      <w:numFmt w:val="bullet"/>
+      <w:lvlText w:val=""/>
+      <w:lvlJc w:val="left"/>
+      <w:pPr>
+        <w:tabs>
+          <w:tab w:val="num" w:pos="5760"/>
+        </w:tabs>
+        <w:ind w:left="5760" w:hanging="360"/>
+      </w:pPr>
+      <w:rPr>
+        <w:rFonts w:ascii="Wingdings" w:hAnsi="Wingdings" w:hint="default"/>
+        <w:sz w:val="20"/>
+      </w:rPr>
+    </w:lvl>
+    <w:lvl w:ilvl="8" w:tentative="1">
+      <w:start w:val="1"/>
+      <w:numFmt w:val="bullet"/>
+      <w:lvlText w:val=""/>
+      <w:lvlJc w:val="left"/>
+      <w:pPr>
+        <w:tabs>
+          <w:tab w:val="num" w:pos="6480"/>
+        </w:tabs>
+        <w:ind w:left="6480" w:hanging="360"/>
+      </w:pPr>
+      <w:rPr>
+        <w:rFonts w:ascii="Wingdings" w:hAnsi="Wingdings" w:hint="default"/>
+        <w:sz w:val="20"/>
+      </w:rPr>
+    </w:lvl>
+  </w:abstractNum>
+  <w:abstractNum w:abstractNumId="6" w15:restartNumberingAfterBreak="0">
     <w:nsid w:val="46002FE2"/>
     <w:multiLevelType w:val="multilevel"/>
     <w:tmpl w:val="7DAE0F5C"/>
@@ -4811,7 +4873,7 @@
       </w:rPr>
     </w:lvl>
   </w:abstractNum>
-  <w:abstractNum w:abstractNumId="6" w15:restartNumberingAfterBreak="0">
+  <w:abstractNum w:abstractNumId="7" w15:restartNumberingAfterBreak="0">
     <w:nsid w:val="49213357"/>
     <w:multiLevelType w:val="multilevel"/>
     <w:tmpl w:val="8670E1EC"/>
@@ -4926,7 +4988,7 @@
       </w:rPr>
     </w:lvl>
   </w:abstractNum>
-  <w:abstractNum w:abstractNumId="7" w15:restartNumberingAfterBreak="0">
+  <w:abstractNum w:abstractNumId="8" w15:restartNumberingAfterBreak="0">
     <w:nsid w:val="4D061830"/>
     <w:multiLevelType w:val="multilevel"/>
     <w:tmpl w:val="5FB64C36"/>
@@ -5075,7 +5137,7 @@
       </w:rPr>
     </w:lvl>
   </w:abstractNum>
-  <w:abstractNum w:abstractNumId="8" w15:restartNumberingAfterBreak="0">
+  <w:abstractNum w:abstractNumId="9" w15:restartNumberingAfterBreak="0">
     <w:nsid w:val="531465A6"/>
     <w:multiLevelType w:val="multilevel"/>
     <w:tmpl w:val="AC20DDEA"/>
@@ -5190,7 +5252,7 @@
       </w:rPr>
     </w:lvl>
   </w:abstractNum>
-  <w:abstractNum w:abstractNumId="9" w15:restartNumberingAfterBreak="0">
+  <w:abstractNum w:abstractNumId="10" w15:restartNumberingAfterBreak="0">
     <w:nsid w:val="5BC3137A"/>
     <w:multiLevelType w:val="multilevel"/>
     <w:tmpl w:val="D2801B72"/>
@@ -5307,7 +5369,7 @@
       </w:rPr>
     </w:lvl>
   </w:abstractNum>
-  <w:abstractNum w:abstractNumId="10" w15:restartNumberingAfterBreak="0">
+  <w:abstractNum w:abstractNumId="11" w15:restartNumberingAfterBreak="0">
     <w:nsid w:val="619A0BA6"/>
     <w:multiLevelType w:val="multilevel"/>
     <w:tmpl w:val="C6A05B70"/>
@@ -5422,7 +5484,7 @@
       </w:rPr>
     </w:lvl>
   </w:abstractNum>
-  <w:abstractNum w:abstractNumId="11" w15:restartNumberingAfterBreak="0">
+  <w:abstractNum w:abstractNumId="12" w15:restartNumberingAfterBreak="0">
     <w:nsid w:val="6E99255D"/>
     <w:multiLevelType w:val="hybridMultilevel"/>
     <w:tmpl w:val="1E920FE6"/>
@@ -5535,7 +5597,7 @@
       </w:rPr>
     </w:lvl>
   </w:abstractNum>
-  <w:abstractNum w:abstractNumId="12" w15:restartNumberingAfterBreak="0">
+  <w:abstractNum w:abstractNumId="13" w15:restartNumberingAfterBreak="0">
     <w:nsid w:val="72296824"/>
     <w:multiLevelType w:val="hybridMultilevel"/>
     <w:tmpl w:val="DBAE37C4"/>
@@ -5648,7 +5710,7 @@
       </w:rPr>
     </w:lvl>
   </w:abstractNum>
-  <w:abstractNum w:abstractNumId="13" w15:restartNumberingAfterBreak="0">
+  <w:abstractNum w:abstractNumId="14" w15:restartNumberingAfterBreak="0">
     <w:nsid w:val="771541D7"/>
     <w:multiLevelType w:val="multilevel"/>
     <w:tmpl w:val="1A847F8C"/>
@@ -5797,7 +5859,7 @@
       </w:rPr>
     </w:lvl>
   </w:abstractNum>
-  <w:abstractNum w:abstractNumId="14" w15:restartNumberingAfterBreak="0">
+  <w:abstractNum w:abstractNumId="15" w15:restartNumberingAfterBreak="0">
     <w:nsid w:val="7E247549"/>
     <w:multiLevelType w:val="multilevel"/>
     <w:tmpl w:val="8D44DC0C"/>
@@ -5947,13 +6009,13 @@
     </w:lvl>
   </w:abstractNum>
   <w:num w:numId="1" w16cid:durableId="2065133266">
-    <w:abstractNumId w:val="10"/>
+    <w:abstractNumId w:val="11"/>
   </w:num>
   <w:num w:numId="2" w16cid:durableId="419562924">
     <w:abstractNumId w:val="4"/>
   </w:num>
   <w:num w:numId="3" w16cid:durableId="799540413">
-    <w:abstractNumId w:val="9"/>
+    <w:abstractNumId w:val="10"/>
   </w:num>
   <w:num w:numId="4" w16cid:durableId="1638141948">
     <w:abstractNumId w:val="1"/>
@@ -5962,34 +6024,37 @@
     <w:abstractNumId w:val="3"/>
   </w:num>
   <w:num w:numId="6" w16cid:durableId="482042658">
-    <w:abstractNumId w:val="8"/>
+    <w:abstractNumId w:val="9"/>
   </w:num>
   <w:num w:numId="7" w16cid:durableId="262348426">
+    <w:abstractNumId w:val="7"/>
+  </w:num>
+  <w:num w:numId="8" w16cid:durableId="1692955124">
     <w:abstractNumId w:val="6"/>
   </w:num>
-  <w:num w:numId="8" w16cid:durableId="1692955124">
-    <w:abstractNumId w:val="5"/>
+  <w:num w:numId="9" w16cid:durableId="1315837815">
+    <w:abstractNumId w:val="13"/>
   </w:num>
-  <w:num w:numId="9" w16cid:durableId="1315837815">
+  <w:num w:numId="10" w16cid:durableId="1152136117">
     <w:abstractNumId w:val="12"/>
   </w:num>
-  <w:num w:numId="10" w16cid:durableId="1152136117">
-    <w:abstractNumId w:val="11"/>
-  </w:num>
   <w:num w:numId="11" w16cid:durableId="138619983">
-    <w:abstractNumId w:val="7"/>
+    <w:abstractNumId w:val="8"/>
   </w:num>
   <w:num w:numId="12" w16cid:durableId="85660155">
     <w:abstractNumId w:val="0"/>
   </w:num>
   <w:num w:numId="13" w16cid:durableId="1089958929">
-    <w:abstractNumId w:val="13"/>
+    <w:abstractNumId w:val="14"/>
   </w:num>
   <w:num w:numId="14" w16cid:durableId="192424439">
     <w:abstractNumId w:val="2"/>
   </w:num>
   <w:num w:numId="15" w16cid:durableId="859048518">
-    <w:abstractNumId w:val="14"/>
+    <w:abstractNumId w:val="15"/>
+  </w:num>
+  <w:num w:numId="16" w16cid:durableId="1551376971">
+    <w:abstractNumId w:val="5"/>
   </w:num>
 </w:numbering>
 </file>
@@ -6506,7 +6571,6 @@
   <w:style w:type="character" w:default="1" w:styleId="a0">
     <w:name w:val="Default Paragraph Font"/>
     <w:uiPriority w:val="1"/>
-    <w:semiHidden/>
     <w:unhideWhenUsed/>
   </w:style>
   <w:style w:type="table" w:default="1" w:styleId="a1">
